--- a/UNOApp/Relatório M1.docx
+++ b/UNOApp/Relatório M1.docx
@@ -267,7 +267,7 @@
       </w:r>
     </w:p>
     <w:p xmlns:wp14="http://schemas.microsoft.com/office/word/2010/wordml" wp14:paraId="5563703F" wp14:textId="0E3834DC"/>
-    <w:p xmlns:wp14="http://schemas.microsoft.com/office/word/2010/wordml" wp14:paraId="0A0DAA42" wp14:textId="4E93E266">
+    <w:p xmlns:wp14="http://schemas.microsoft.com/office/word/2010/wordml" wp14:paraId="0A0DAA42" wp14:noSpellErr="1" wp14:textId="6766ADC8">
       <w:pPr>
         <w:spacing w:before="240" w:beforeAutospacing="off" w:after="240" w:afterAutospacing="off"/>
       </w:pPr>
@@ -294,7 +294,7 @@
         <w:t xml:space="preserve"> O presente relatório destina-se a acompanhar a primeira entrega (M1) referente ao projeto prático da unidade curricular de Laboratório de Planeamento e Desenvolvimento de Software. O objetivo desta fase consistiu em delinear a arquitetura base da aplicação, focando na idealização da interface gráfica através de esboços (mockups) e na estruturação da camada de dados do padrão MVVM.</w:t>
       </w:r>
     </w:p>
-    <w:p xmlns:wp14="http://schemas.microsoft.com/office/word/2010/wordml" wp14:paraId="429FD3E4" wp14:textId="2F1DF3E7">
+    <w:p>
       <w:pPr>
         <w:spacing w:before="240" w:beforeAutospacing="off" w:after="240" w:afterAutospacing="off"/>
       </w:pPr>
@@ -318,30 +318,210 @@
           <w:szCs w:val="24"/>
           <w:lang w:val="pt-PT"/>
         </w:rPr>
-        <w:t xml:space="preserve"> O Modelo de Dados foi integralmente implementado num projeto C# (Windows Presentation Foundation), traduzindo fielmente o Diagrama de Classes exigido pelo protocolo .</w:t>
-      </w:r>
-    </w:p>
-    <w:p xmlns:wp14="http://schemas.microsoft.com/office/word/2010/wordml" wp14:paraId="31DA8BAF" wp14:textId="5B2C4A1C">
-      <w:pPr>
-        <w:spacing w:before="240" w:beforeAutospacing="off" w:after="240" w:afterAutospacing="off"/>
-      </w:pPr>
-      <w:r>
-        <w:rPr>
-          <w:rFonts w:ascii="Aptos" w:hAnsi="Aptos" w:eastAsia="Aptos" w:cs="Aptos"/>
-          <w:noProof w:val="0"/>
-          <w:sz w:val="24"/>
-          <w:szCs w:val="24"/>
-          <w:lang w:val="pt-PT"/>
-        </w:rPr>
-        <w:t>A estrutura conta com as seguintes classes fundamentais:</w:t>
-      </w:r>
-    </w:p>
-    <w:p xmlns:wp14="http://schemas.microsoft.com/office/word/2010/wordml" wp14:paraId="6512F21F" wp14:textId="3E213B39">
+        <w:t xml:space="preserve"> O Modelo de Dados foi integralmente implementado num projeto C# (WPF), cumprindo o padrão de arquitetura MVVM. A estrutura conta com as classes </w:t>
+      </w:r>
+      <w:r>
+        <w:rPr>
+          <w:rFonts w:ascii="Consolas" w:hAnsi="Consolas" w:eastAsia="Consolas" w:cs="Consolas"/>
+          <w:noProof w:val="0"/>
+          <w:sz w:val="24"/>
+          <w:szCs w:val="24"/>
+          <w:lang w:val="pt-PT"/>
+        </w:rPr>
+        <w:t>Jogador</w:t>
+      </w:r>
+      <w:r>
+        <w:rPr>
+          <w:rFonts w:ascii="Aptos" w:hAnsi="Aptos" w:eastAsia="Aptos" w:cs="Aptos"/>
+          <w:noProof w:val="0"/>
+          <w:sz w:val="24"/>
+          <w:szCs w:val="24"/>
+          <w:lang w:val="pt-PT"/>
+        </w:rPr>
+        <w:t xml:space="preserve">, </w:t>
+      </w:r>
+      <w:r>
+        <w:rPr>
+          <w:rFonts w:ascii="Consolas" w:hAnsi="Consolas" w:eastAsia="Consolas" w:cs="Consolas"/>
+          <w:noProof w:val="0"/>
+          <w:sz w:val="24"/>
+          <w:szCs w:val="24"/>
+          <w:lang w:val="pt-PT"/>
+        </w:rPr>
+        <w:t>JogadorBot</w:t>
+      </w:r>
+      <w:r>
+        <w:rPr>
+          <w:rFonts w:ascii="Aptos" w:hAnsi="Aptos" w:eastAsia="Aptos" w:cs="Aptos"/>
+          <w:noProof w:val="0"/>
+          <w:sz w:val="24"/>
+          <w:szCs w:val="24"/>
+          <w:lang w:val="pt-PT"/>
+        </w:rPr>
+        <w:t xml:space="preserve">, </w:t>
+      </w:r>
+      <w:r>
+        <w:rPr>
+          <w:rFonts w:ascii="Consolas" w:hAnsi="Consolas" w:eastAsia="Consolas" w:cs="Consolas"/>
+          <w:noProof w:val="0"/>
+          <w:sz w:val="24"/>
+          <w:szCs w:val="24"/>
+          <w:lang w:val="pt-PT"/>
+        </w:rPr>
+        <w:t>Carta</w:t>
+      </w:r>
+      <w:r>
+        <w:rPr>
+          <w:rFonts w:ascii="Aptos" w:hAnsi="Aptos" w:eastAsia="Aptos" w:cs="Aptos"/>
+          <w:noProof w:val="0"/>
+          <w:sz w:val="24"/>
+          <w:szCs w:val="24"/>
+          <w:lang w:val="pt-PT"/>
+        </w:rPr>
+        <w:t xml:space="preserve">, </w:t>
+      </w:r>
+      <w:r>
+        <w:rPr>
+          <w:rFonts w:ascii="Consolas" w:hAnsi="Consolas" w:eastAsia="Consolas" w:cs="Consolas"/>
+          <w:noProof w:val="0"/>
+          <w:sz w:val="24"/>
+          <w:szCs w:val="24"/>
+          <w:lang w:val="pt-PT"/>
+        </w:rPr>
+        <w:t>Baralho</w:t>
+      </w:r>
+      <w:r>
+        <w:rPr>
+          <w:rFonts w:ascii="Aptos" w:hAnsi="Aptos" w:eastAsia="Aptos" w:cs="Aptos"/>
+          <w:noProof w:val="0"/>
+          <w:sz w:val="24"/>
+          <w:szCs w:val="24"/>
+          <w:lang w:val="pt-PT"/>
+        </w:rPr>
+        <w:t xml:space="preserve">, </w:t>
+      </w:r>
+      <w:r>
+        <w:rPr>
+          <w:rFonts w:ascii="Consolas" w:hAnsi="Consolas" w:eastAsia="Consolas" w:cs="Consolas"/>
+          <w:noProof w:val="0"/>
+          <w:sz w:val="24"/>
+          <w:szCs w:val="24"/>
+          <w:lang w:val="pt-PT"/>
+        </w:rPr>
+        <w:t>Mesa</w:t>
+      </w:r>
+      <w:r>
+        <w:rPr>
+          <w:rFonts w:ascii="Aptos" w:hAnsi="Aptos" w:eastAsia="Aptos" w:cs="Aptos"/>
+          <w:noProof w:val="0"/>
+          <w:sz w:val="24"/>
+          <w:szCs w:val="24"/>
+          <w:lang w:val="pt-PT"/>
+        </w:rPr>
+        <w:t xml:space="preserve"> e </w:t>
+      </w:r>
+      <w:r>
+        <w:rPr>
+          <w:rFonts w:ascii="Consolas" w:hAnsi="Consolas" w:eastAsia="Consolas" w:cs="Consolas"/>
+          <w:noProof w:val="0"/>
+          <w:sz w:val="24"/>
+          <w:szCs w:val="24"/>
+          <w:lang w:val="pt-PT"/>
+        </w:rPr>
+        <w:t>Jogo</w:t>
+      </w:r>
+      <w:r>
+        <w:rPr>
+          <w:rFonts w:ascii="Aptos" w:hAnsi="Aptos" w:eastAsia="Aptos" w:cs="Aptos"/>
+          <w:noProof w:val="0"/>
+          <w:sz w:val="24"/>
+          <w:szCs w:val="24"/>
+          <w:lang w:val="pt-PT"/>
+        </w:rPr>
+        <w:t xml:space="preserve">, em estrita conformidade com o Diagrama de Classes exigido pelo protocolo. Foram também criadas enumerações robustas para </w:t>
+      </w:r>
+      <w:r>
+        <w:rPr>
+          <w:rFonts w:ascii="Consolas" w:hAnsi="Consolas" w:eastAsia="Consolas" w:cs="Consolas"/>
+          <w:noProof w:val="0"/>
+          <w:sz w:val="24"/>
+          <w:szCs w:val="24"/>
+          <w:lang w:val="pt-PT"/>
+        </w:rPr>
+        <w:t>CorCarta</w:t>
+      </w:r>
+      <w:r>
+        <w:rPr>
+          <w:rFonts w:ascii="Aptos" w:hAnsi="Aptos" w:eastAsia="Aptos" w:cs="Aptos"/>
+          <w:noProof w:val="0"/>
+          <w:sz w:val="24"/>
+          <w:szCs w:val="24"/>
+          <w:lang w:val="pt-PT"/>
+        </w:rPr>
+        <w:t xml:space="preserve">, </w:t>
+      </w:r>
+      <w:r>
+        <w:rPr>
+          <w:rFonts w:ascii="Consolas" w:hAnsi="Consolas" w:eastAsia="Consolas" w:cs="Consolas"/>
+          <w:noProof w:val="0"/>
+          <w:sz w:val="24"/>
+          <w:szCs w:val="24"/>
+          <w:lang w:val="pt-PT"/>
+        </w:rPr>
+        <w:t>SimboloCarta</w:t>
+      </w:r>
+      <w:r>
+        <w:rPr>
+          <w:rFonts w:ascii="Aptos" w:hAnsi="Aptos" w:eastAsia="Aptos" w:cs="Aptos"/>
+          <w:noProof w:val="0"/>
+          <w:sz w:val="24"/>
+          <w:szCs w:val="24"/>
+          <w:lang w:val="pt-PT"/>
+        </w:rPr>
+        <w:t xml:space="preserve"> e </w:t>
+      </w:r>
+      <w:r>
+        <w:rPr>
+          <w:rFonts w:ascii="Consolas" w:hAnsi="Consolas" w:eastAsia="Consolas" w:cs="Consolas"/>
+          <w:noProof w:val="0"/>
+          <w:sz w:val="24"/>
+          <w:szCs w:val="24"/>
+          <w:lang w:val="pt-PT"/>
+        </w:rPr>
+        <w:t>SentidoJogo</w:t>
+      </w:r>
+      <w:r>
+        <w:rPr>
+          <w:rFonts w:ascii="Aptos" w:hAnsi="Aptos" w:eastAsia="Aptos" w:cs="Aptos"/>
+          <w:noProof w:val="0"/>
+          <w:sz w:val="24"/>
+          <w:szCs w:val="24"/>
+          <w:lang w:val="pt-PT"/>
+        </w:rPr>
+        <w:t>.</w:t>
+      </w:r>
+    </w:p>
+    <w:p>
+      <w:pPr>
+        <w:spacing w:before="240" w:beforeAutospacing="off" w:after="240" w:afterAutospacing="off"/>
+      </w:pPr>
+      <w:r>
+        <w:rPr>
+          <w:rFonts w:ascii="Aptos" w:hAnsi="Aptos" w:eastAsia="Aptos" w:cs="Aptos"/>
+          <w:noProof w:val="0"/>
+          <w:sz w:val="24"/>
+          <w:szCs w:val="24"/>
+          <w:lang w:val="pt-PT"/>
+        </w:rPr>
+        <w:t>Para garantir a fidelidade às regras oficiais do UNO e demonstrar um planeamento sólido, foram implementadas as seguintes decisões de design:</w:t>
+      </w:r>
+    </w:p>
+    <w:p>
       <w:pPr>
         <w:pStyle w:val="ListParagraph"/>
         <w:numPr>
           <w:ilvl w:val="0"/>
-          <w:numId w:val="2"/>
+          <w:numId w:val="3"/>
         </w:numPr>
         <w:spacing w:before="240" w:beforeAutospacing="off" w:after="240" w:afterAutospacing="off"/>
         <w:rPr>
@@ -354,51 +534,41 @@
       </w:pPr>
       <w:r>
         <w:rPr>
+          <w:rFonts w:ascii="Aptos" w:hAnsi="Aptos" w:eastAsia="Aptos" w:cs="Aptos"/>
+          <w:noProof w:val="0"/>
+          <w:sz w:val="24"/>
+          <w:szCs w:val="24"/>
+          <w:lang w:val="pt-PT"/>
+        </w:rPr>
+        <w:t xml:space="preserve">A classe </w:t>
+      </w:r>
+      <w:r>
+        <w:rPr>
           <w:rFonts w:ascii="Consolas" w:hAnsi="Consolas" w:eastAsia="Consolas" w:cs="Consolas"/>
           <w:noProof w:val="0"/>
           <w:sz w:val="24"/>
           <w:szCs w:val="24"/>
           <w:lang w:val="pt-PT"/>
         </w:rPr>
-        <w:t>Jogador</w:t>
-      </w:r>
-      <w:r>
-        <w:rPr>
-          <w:rFonts w:ascii="Aptos" w:hAnsi="Aptos" w:eastAsia="Aptos" w:cs="Aptos"/>
-          <w:noProof w:val="0"/>
-          <w:sz w:val="24"/>
-          <w:szCs w:val="24"/>
-          <w:lang w:val="pt-PT"/>
-        </w:rPr>
-        <w:t xml:space="preserve"> e </w:t>
-      </w:r>
-      <w:r>
-        <w:rPr>
-          <w:rFonts w:ascii="Consolas" w:hAnsi="Consolas" w:eastAsia="Consolas" w:cs="Consolas"/>
-          <w:noProof w:val="0"/>
-          <w:sz w:val="24"/>
-          <w:szCs w:val="24"/>
-          <w:lang w:val="pt-PT"/>
-        </w:rPr>
-        <w:t>JogadorBot</w:t>
-      </w:r>
-      <w:r>
-        <w:rPr>
-          <w:rFonts w:ascii="Aptos" w:hAnsi="Aptos" w:eastAsia="Aptos" w:cs="Aptos"/>
-          <w:noProof w:val="0"/>
-          <w:sz w:val="24"/>
-          <w:szCs w:val="24"/>
-          <w:lang w:val="pt-PT"/>
-        </w:rPr>
-        <w:t>: Para gerir os participantes, as suas mãos de cartas e as estatísticas acumuladas .</w:t>
-      </w:r>
-    </w:p>
-    <w:p xmlns:wp14="http://schemas.microsoft.com/office/word/2010/wordml" wp14:paraId="6472F9CC" wp14:textId="5413FC8D">
+        <w:t>Baralho</w:t>
+      </w:r>
+      <w:r>
+        <w:rPr>
+          <w:rFonts w:ascii="Aptos" w:hAnsi="Aptos" w:eastAsia="Aptos" w:cs="Aptos"/>
+          <w:noProof w:val="0"/>
+          <w:sz w:val="24"/>
+          <w:szCs w:val="24"/>
+          <w:lang w:val="pt-PT"/>
+        </w:rPr>
+        <w:t xml:space="preserve"> foi desenhada para instanciar e inicializar automaticamente as 108 cartas oficiais do jogo logo no seu construtor.</w:t>
+      </w:r>
+    </w:p>
+    <w:p>
       <w:pPr>
         <w:pStyle w:val="ListParagraph"/>
         <w:numPr>
           <w:ilvl w:val="0"/>
-          <w:numId w:val="2"/>
+          <w:numId w:val="3"/>
         </w:numPr>
         <w:spacing w:before="240" w:beforeAutospacing="off" w:after="240" w:afterAutospacing="off"/>
         <w:rPr>
@@ -411,31 +581,155 @@
       </w:pPr>
       <w:r>
         <w:rPr>
+          <w:rFonts w:ascii="Aptos" w:hAnsi="Aptos" w:eastAsia="Aptos" w:cs="Aptos"/>
+          <w:noProof w:val="0"/>
+          <w:sz w:val="24"/>
+          <w:szCs w:val="24"/>
+          <w:lang w:val="pt-PT"/>
+        </w:rPr>
+        <w:t xml:space="preserve">A classe </w:t>
+      </w:r>
+      <w:r>
+        <w:rPr>
           <w:rFonts w:ascii="Consolas" w:hAnsi="Consolas" w:eastAsia="Consolas" w:cs="Consolas"/>
           <w:noProof w:val="0"/>
           <w:sz w:val="24"/>
           <w:szCs w:val="24"/>
           <w:lang w:val="pt-PT"/>
         </w:rPr>
-        <w:t>Carta</w:t>
-      </w:r>
-      <w:r>
-        <w:rPr>
-          <w:rFonts w:ascii="Aptos" w:hAnsi="Aptos" w:eastAsia="Aptos" w:cs="Aptos"/>
-          <w:noProof w:val="0"/>
-          <w:sz w:val="24"/>
-          <w:szCs w:val="24"/>
-          <w:lang w:val="pt-PT"/>
-        </w:rPr>
-        <w:t>: Representando a entidade basilar do jogo, com as suas propriedades de cor, símbolo e pontuação .</w:t>
-      </w:r>
-    </w:p>
-    <w:p xmlns:wp14="http://schemas.microsoft.com/office/word/2010/wordml" wp14:paraId="7B9E2A78" wp14:textId="1E177F79">
+        <w:t>Jogo</w:t>
+      </w:r>
+      <w:r>
+        <w:rPr>
+          <w:rFonts w:ascii="Aptos" w:hAnsi="Aptos" w:eastAsia="Aptos" w:cs="Aptos"/>
+          <w:noProof w:val="0"/>
+          <w:sz w:val="24"/>
+          <w:szCs w:val="24"/>
+          <w:lang w:val="pt-PT"/>
+        </w:rPr>
+        <w:t xml:space="preserve"> centraliza a lógica global, incluindo a constante </w:t>
+      </w:r>
+      <w:r>
+        <w:rPr>
+          <w:rFonts w:ascii="Consolas" w:hAnsi="Consolas" w:eastAsia="Consolas" w:cs="Consolas"/>
+          <w:noProof w:val="0"/>
+          <w:sz w:val="24"/>
+          <w:szCs w:val="24"/>
+          <w:lang w:val="pt-PT"/>
+        </w:rPr>
+        <w:t>PontuacaoMaxima</w:t>
+      </w:r>
+      <w:r>
+        <w:rPr>
+          <w:rFonts w:ascii="Aptos" w:hAnsi="Aptos" w:eastAsia="Aptos" w:cs="Aptos"/>
+          <w:noProof w:val="0"/>
+          <w:sz w:val="24"/>
+          <w:szCs w:val="24"/>
+          <w:lang w:val="pt-PT"/>
+        </w:rPr>
+        <w:t xml:space="preserve"> definida rigorosamente para 500 pontos, e o controlo do </w:t>
+      </w:r>
+      <w:r>
+        <w:rPr>
+          <w:rFonts w:ascii="Consolas" w:hAnsi="Consolas" w:eastAsia="Consolas" w:cs="Consolas"/>
+          <w:noProof w:val="0"/>
+          <w:sz w:val="24"/>
+          <w:szCs w:val="24"/>
+          <w:lang w:val="pt-PT"/>
+        </w:rPr>
+        <w:t>SentidoAtual</w:t>
+      </w:r>
+      <w:r>
+        <w:rPr>
+          <w:rFonts w:ascii="Aptos" w:hAnsi="Aptos" w:eastAsia="Aptos" w:cs="Aptos"/>
+          <w:noProof w:val="0"/>
+          <w:sz w:val="24"/>
+          <w:szCs w:val="24"/>
+          <w:lang w:val="pt-PT"/>
+        </w:rPr>
+        <w:t xml:space="preserve"> (através do enum </w:t>
+      </w:r>
+      <w:r>
+        <w:rPr>
+          <w:rFonts w:ascii="Consolas" w:hAnsi="Consolas" w:eastAsia="Consolas" w:cs="Consolas"/>
+          <w:noProof w:val="0"/>
+          <w:sz w:val="24"/>
+          <w:szCs w:val="24"/>
+          <w:lang w:val="pt-PT"/>
+        </w:rPr>
+        <w:t>SentidoJogo</w:t>
+      </w:r>
+      <w:r>
+        <w:rPr>
+          <w:rFonts w:ascii="Aptos" w:hAnsi="Aptos" w:eastAsia="Aptos" w:cs="Aptos"/>
+          <w:noProof w:val="0"/>
+          <w:sz w:val="24"/>
+          <w:szCs w:val="24"/>
+          <w:lang w:val="pt-PT"/>
+        </w:rPr>
+        <w:t>) para suportar perfeitamente a mecânica da carta "Inverter".</w:t>
+      </w:r>
+    </w:p>
+    <w:p>
+      <w:pPr>
+        <w:spacing w:before="240" w:beforeAutospacing="off" w:after="240" w:afterAutospacing="off"/>
+      </w:pPr>
+      <w:r>
+        <w:rPr>
+          <w:rFonts w:ascii="Aptos" w:hAnsi="Aptos" w:eastAsia="Aptos" w:cs="Aptos"/>
+          <w:b w:val="1"/>
+          <w:bCs w:val="1"/>
+          <w:noProof w:val="0"/>
+          <w:sz w:val="24"/>
+          <w:szCs w:val="24"/>
+          <w:lang w:val="pt-PT"/>
+        </w:rPr>
+        <w:t>3. Mockups (Esboços da Interface Gráfica)</w:t>
+      </w:r>
+      <w:r>
+        <w:rPr>
+          <w:rFonts w:ascii="Aptos" w:hAnsi="Aptos" w:eastAsia="Aptos" w:cs="Aptos"/>
+          <w:noProof w:val="0"/>
+          <w:sz w:val="24"/>
+          <w:szCs w:val="24"/>
+          <w:lang w:val="pt-PT"/>
+        </w:rPr>
+        <w:t xml:space="preserve"> Para a planificação da interface, optou-se por wireframes de baixa fidelidade digitais. Esta abordagem permite priorizar a correta disposição espacial dos elementos do jogo antes da sua futura implementação em XAML.</w:t>
+      </w:r>
+    </w:p>
+    <w:p>
+      <w:pPr>
+        <w:spacing w:before="240" w:beforeAutospacing="off" w:after="240" w:afterAutospacing="off"/>
+      </w:pPr>
+      <w:r>
+        <w:rPr>
+          <w:rFonts w:ascii="Aptos" w:hAnsi="Aptos" w:eastAsia="Aptos" w:cs="Aptos"/>
+          <w:noProof w:val="0"/>
+          <w:sz w:val="24"/>
+          <w:szCs w:val="24"/>
+          <w:lang w:val="pt-PT"/>
+        </w:rPr>
+        <w:t xml:space="preserve">Abaixo apresentam-se os esboços estruturais das vistas planeadas para o projeto: </w:t>
+      </w:r>
+      <w:r>
+        <w:rPr>
+          <w:rFonts w:ascii="Aptos" w:hAnsi="Aptos" w:eastAsia="Aptos" w:cs="Aptos"/>
+          <w:i w:val="1"/>
+          <w:iCs w:val="1"/>
+          <w:noProof w:val="0"/>
+          <w:sz w:val="24"/>
+          <w:szCs w:val="24"/>
+          <w:lang w:val="pt-PT"/>
+        </w:rPr>
+        <w:t>(Cola as tuas imagens aqui, garantindo que a legenda acompanha esta ordem exata)</w:t>
+      </w:r>
+    </w:p>
+    <w:p>
       <w:pPr>
         <w:pStyle w:val="ListParagraph"/>
         <w:numPr>
           <w:ilvl w:val="0"/>
-          <w:numId w:val="2"/>
+          <w:numId w:val="4"/>
         </w:numPr>
         <w:spacing w:before="240" w:beforeAutospacing="off" w:after="240" w:afterAutospacing="off"/>
         <w:rPr>
@@ -448,51 +742,33 @@
       </w:pPr>
       <w:r>
         <w:rPr>
-          <w:rFonts w:ascii="Consolas" w:hAnsi="Consolas" w:eastAsia="Consolas" w:cs="Consolas"/>
-          <w:noProof w:val="0"/>
-          <w:sz w:val="24"/>
-          <w:szCs w:val="24"/>
-          <w:lang w:val="pt-PT"/>
-        </w:rPr>
-        <w:t>Baralho</w:t>
-      </w:r>
-      <w:r>
-        <w:rPr>
-          <w:rFonts w:ascii="Aptos" w:hAnsi="Aptos" w:eastAsia="Aptos" w:cs="Aptos"/>
-          <w:noProof w:val="0"/>
-          <w:sz w:val="24"/>
-          <w:szCs w:val="24"/>
-          <w:lang w:val="pt-PT"/>
-        </w:rPr>
-        <w:t xml:space="preserve"> e </w:t>
-      </w:r>
-      <w:r>
-        <w:rPr>
-          <w:rFonts w:ascii="Consolas" w:hAnsi="Consolas" w:eastAsia="Consolas" w:cs="Consolas"/>
-          <w:noProof w:val="0"/>
-          <w:sz w:val="24"/>
-          <w:szCs w:val="24"/>
-          <w:lang w:val="pt-PT"/>
-        </w:rPr>
-        <w:t>Mesa</w:t>
-      </w:r>
-      <w:r>
-        <w:rPr>
-          <w:rFonts w:ascii="Aptos" w:hAnsi="Aptos" w:eastAsia="Aptos" w:cs="Aptos"/>
-          <w:noProof w:val="0"/>
-          <w:sz w:val="24"/>
-          <w:szCs w:val="24"/>
-          <w:lang w:val="pt-PT"/>
-        </w:rPr>
-        <w:t>: Responsáveis pela mecânica física do jogo, controlando as cartas por jogar e as cartas descartadas .</w:t>
-      </w:r>
-    </w:p>
-    <w:p xmlns:wp14="http://schemas.microsoft.com/office/word/2010/wordml" wp14:paraId="23EF0411" wp14:textId="5D939792">
+          <w:rFonts w:ascii="Aptos" w:hAnsi="Aptos" w:eastAsia="Aptos" w:cs="Aptos"/>
+          <w:b w:val="1"/>
+          <w:bCs w:val="1"/>
+          <w:noProof w:val="0"/>
+          <w:sz w:val="24"/>
+          <w:szCs w:val="24"/>
+          <w:lang w:val="pt-PT"/>
+        </w:rPr>
+        <w:t>Figura 1:</w:t>
+      </w:r>
+      <w:r>
+        <w:rPr>
+          <w:rFonts w:ascii="Aptos" w:hAnsi="Aptos" w:eastAsia="Aptos" w:cs="Aptos"/>
+          <w:noProof w:val="0"/>
+          <w:sz w:val="24"/>
+          <w:szCs w:val="24"/>
+          <w:lang w:val="pt-PT"/>
+        </w:rPr>
+        <w:t xml:space="preserve"> Menu Principal</w:t>
+      </w:r>
+    </w:p>
+    <w:p>
       <w:pPr>
         <w:pStyle w:val="ListParagraph"/>
         <w:numPr>
           <w:ilvl w:val="0"/>
-          <w:numId w:val="2"/>
+          <w:numId w:val="4"/>
         </w:numPr>
         <w:spacing w:before="240" w:beforeAutospacing="off" w:after="240" w:afterAutospacing="off"/>
         <w:rPr>
@@ -505,175 +781,194 @@
       </w:pPr>
       <w:r>
         <w:rPr>
-          <w:rFonts w:ascii="Consolas" w:hAnsi="Consolas" w:eastAsia="Consolas" w:cs="Consolas"/>
-          <w:noProof w:val="0"/>
-          <w:sz w:val="24"/>
-          <w:szCs w:val="24"/>
-          <w:lang w:val="pt-PT"/>
-        </w:rPr>
-        <w:t>Jogo</w:t>
-      </w:r>
-      <w:r>
-        <w:rPr>
-          <w:rFonts w:ascii="Aptos" w:hAnsi="Aptos" w:eastAsia="Aptos" w:cs="Aptos"/>
-          <w:noProof w:val="0"/>
-          <w:sz w:val="24"/>
-          <w:szCs w:val="24"/>
-          <w:lang w:val="pt-PT"/>
-        </w:rPr>
-        <w:t xml:space="preserve">: A classe agregadora que gere a lógica de turnos, os jogadores ativos e as pontuações . Foi também dada especial atenção à criação de enumerações (Enums) robustas para </w:t>
-      </w:r>
-      <w:r>
-        <w:rPr>
-          <w:rFonts w:ascii="Consolas" w:hAnsi="Consolas" w:eastAsia="Consolas" w:cs="Consolas"/>
-          <w:noProof w:val="0"/>
-          <w:sz w:val="24"/>
-          <w:szCs w:val="24"/>
-          <w:lang w:val="pt-PT"/>
-        </w:rPr>
-        <w:t>CorCarta</w:t>
-      </w:r>
-      <w:r>
-        <w:rPr>
-          <w:rFonts w:ascii="Aptos" w:hAnsi="Aptos" w:eastAsia="Aptos" w:cs="Aptos"/>
-          <w:noProof w:val="0"/>
-          <w:sz w:val="24"/>
-          <w:szCs w:val="24"/>
-          <w:lang w:val="pt-PT"/>
-        </w:rPr>
-        <w:t xml:space="preserve">, </w:t>
-      </w:r>
-      <w:r>
-        <w:rPr>
-          <w:rFonts w:ascii="Consolas" w:hAnsi="Consolas" w:eastAsia="Consolas" w:cs="Consolas"/>
-          <w:noProof w:val="0"/>
-          <w:sz w:val="24"/>
-          <w:szCs w:val="24"/>
-          <w:lang w:val="pt-PT"/>
-        </w:rPr>
-        <w:t>SimboloCarta</w:t>
-      </w:r>
-      <w:r>
-        <w:rPr>
-          <w:rFonts w:ascii="Aptos" w:hAnsi="Aptos" w:eastAsia="Aptos" w:cs="Aptos"/>
-          <w:noProof w:val="0"/>
-          <w:sz w:val="24"/>
-          <w:szCs w:val="24"/>
-          <w:lang w:val="pt-PT"/>
-        </w:rPr>
-        <w:t xml:space="preserve"> e </w:t>
-      </w:r>
-      <w:r>
-        <w:rPr>
-          <w:rFonts w:ascii="Consolas" w:hAnsi="Consolas" w:eastAsia="Consolas" w:cs="Consolas"/>
-          <w:noProof w:val="0"/>
-          <w:sz w:val="24"/>
-          <w:szCs w:val="24"/>
-          <w:lang w:val="pt-PT"/>
-        </w:rPr>
-        <w:t>SentidoJogo</w:t>
-      </w:r>
-      <w:r>
-        <w:rPr>
-          <w:rFonts w:ascii="Aptos" w:hAnsi="Aptos" w:eastAsia="Aptos" w:cs="Aptos"/>
-          <w:noProof w:val="0"/>
-          <w:sz w:val="24"/>
-          <w:szCs w:val="24"/>
-          <w:lang w:val="pt-PT"/>
-        </w:rPr>
-        <w:t>.</w:t>
-      </w:r>
-    </w:p>
-    <w:p xmlns:wp14="http://schemas.microsoft.com/office/word/2010/wordml" wp14:paraId="205C106E" wp14:textId="288E4D87">
-      <w:pPr>
-        <w:spacing w:before="240" w:beforeAutospacing="off" w:after="240" w:afterAutospacing="off"/>
-      </w:pPr>
-      <w:r>
-        <w:rPr>
-          <w:rFonts w:ascii="Aptos" w:hAnsi="Aptos" w:eastAsia="Aptos" w:cs="Aptos"/>
-          <w:b w:val="1"/>
-          <w:bCs w:val="1"/>
-          <w:noProof w:val="0"/>
-          <w:sz w:val="24"/>
-          <w:szCs w:val="24"/>
-          <w:lang w:val="pt-PT"/>
-        </w:rPr>
-        <w:t xml:space="preserve">3. </w:t>
-      </w:r>
-      <w:r>
-        <w:rPr>
-          <w:rFonts w:ascii="Aptos" w:hAnsi="Aptos" w:eastAsia="Aptos" w:cs="Aptos"/>
-          <w:b w:val="1"/>
-          <w:bCs w:val="1"/>
-          <w:noProof w:val="0"/>
-          <w:sz w:val="24"/>
-          <w:szCs w:val="24"/>
-          <w:lang w:val="pt-PT"/>
-        </w:rPr>
-        <w:t>Mockups</w:t>
-      </w:r>
-      <w:r>
-        <w:rPr>
-          <w:rFonts w:ascii="Aptos" w:hAnsi="Aptos" w:eastAsia="Aptos" w:cs="Aptos"/>
-          <w:b w:val="1"/>
-          <w:bCs w:val="1"/>
-          <w:noProof w:val="0"/>
-          <w:sz w:val="24"/>
-          <w:szCs w:val="24"/>
-          <w:lang w:val="pt-PT"/>
-        </w:rPr>
-        <w:t xml:space="preserve"> (Esboços da Interface Gráfica)</w:t>
-      </w:r>
-      <w:r>
-        <w:rPr>
-          <w:rFonts w:ascii="Aptos" w:hAnsi="Aptos" w:eastAsia="Aptos" w:cs="Aptos"/>
-          <w:noProof w:val="0"/>
-          <w:sz w:val="24"/>
-          <w:szCs w:val="24"/>
-          <w:lang w:val="pt-PT"/>
-        </w:rPr>
-        <w:t xml:space="preserve"> Para a planificação da interface (</w:t>
-      </w:r>
-      <w:r>
-        <w:rPr>
-          <w:rFonts w:ascii="Aptos" w:hAnsi="Aptos" w:eastAsia="Aptos" w:cs="Aptos"/>
-          <w:noProof w:val="0"/>
-          <w:sz w:val="24"/>
-          <w:szCs w:val="24"/>
-          <w:lang w:val="pt-PT"/>
-        </w:rPr>
-        <w:t>View</w:t>
-      </w:r>
-      <w:r>
-        <w:rPr>
-          <w:rFonts w:ascii="Aptos" w:hAnsi="Aptos" w:eastAsia="Aptos" w:cs="Aptos"/>
-          <w:noProof w:val="0"/>
-          <w:sz w:val="24"/>
-          <w:szCs w:val="24"/>
-          <w:lang w:val="pt-PT"/>
-        </w:rPr>
-        <w:t xml:space="preserve">), optou-se por </w:t>
-      </w:r>
-      <w:r>
-        <w:rPr>
-          <w:rFonts w:ascii="Aptos" w:hAnsi="Aptos" w:eastAsia="Aptos" w:cs="Aptos"/>
-          <w:noProof w:val="0"/>
-          <w:sz w:val="24"/>
-          <w:szCs w:val="24"/>
-          <w:lang w:val="pt-PT"/>
-        </w:rPr>
-        <w:t>wireframes</w:t>
-      </w:r>
-      <w:r>
-        <w:rPr>
-          <w:rFonts w:ascii="Aptos" w:hAnsi="Aptos" w:eastAsia="Aptos" w:cs="Aptos"/>
-          <w:noProof w:val="0"/>
-          <w:sz w:val="24"/>
-          <w:szCs w:val="24"/>
-          <w:lang w:val="pt-PT"/>
-        </w:rPr>
-        <w:t xml:space="preserve"> de baixa fidelidade para priorizar a disposição espacial dos elementos do jogo antes da sua implementação em XAML.</w:t>
-      </w:r>
+          <w:rFonts w:ascii="Aptos" w:hAnsi="Aptos" w:eastAsia="Aptos" w:cs="Aptos"/>
+          <w:b w:val="1"/>
+          <w:bCs w:val="1"/>
+          <w:noProof w:val="0"/>
+          <w:sz w:val="24"/>
+          <w:szCs w:val="24"/>
+          <w:lang w:val="pt-PT"/>
+        </w:rPr>
+        <w:t>Figura 2:</w:t>
+      </w:r>
+      <w:r>
+        <w:rPr>
+          <w:rFonts w:ascii="Aptos" w:hAnsi="Aptos" w:eastAsia="Aptos" w:cs="Aptos"/>
+          <w:noProof w:val="0"/>
+          <w:sz w:val="24"/>
+          <w:szCs w:val="24"/>
+          <w:lang w:val="pt-PT"/>
+        </w:rPr>
+        <w:t xml:space="preserve"> Configurar Partida</w:t>
+      </w:r>
+    </w:p>
+    <w:p>
+      <w:pPr>
+        <w:pStyle w:val="ListParagraph"/>
+        <w:numPr>
+          <w:ilvl w:val="0"/>
+          <w:numId w:val="4"/>
+        </w:numPr>
+        <w:spacing w:before="240" w:beforeAutospacing="off" w:after="240" w:afterAutospacing="off"/>
+        <w:rPr>
+          <w:rFonts w:ascii="Aptos" w:hAnsi="Aptos" w:eastAsia="Aptos" w:cs="Aptos"/>
+          <w:noProof w:val="0"/>
+          <w:sz w:val="24"/>
+          <w:szCs w:val="24"/>
+          <w:lang w:val="pt-PT"/>
+        </w:rPr>
+      </w:pPr>
+      <w:r>
+        <w:rPr>
+          <w:rFonts w:ascii="Aptos" w:hAnsi="Aptos" w:eastAsia="Aptos" w:cs="Aptos"/>
+          <w:b w:val="1"/>
+          <w:bCs w:val="1"/>
+          <w:noProof w:val="0"/>
+          <w:sz w:val="24"/>
+          <w:szCs w:val="24"/>
+          <w:lang w:val="pt-PT"/>
+        </w:rPr>
+        <w:t>Figura 3:</w:t>
+      </w:r>
+      <w:r>
+        <w:rPr>
+          <w:rFonts w:ascii="Aptos" w:hAnsi="Aptos" w:eastAsia="Aptos" w:cs="Aptos"/>
+          <w:noProof w:val="0"/>
+          <w:sz w:val="24"/>
+          <w:szCs w:val="24"/>
+          <w:lang w:val="pt-PT"/>
+        </w:rPr>
+        <w:t xml:space="preserve"> Mesa de Jogo (Com 3 Bots)</w:t>
+      </w:r>
+    </w:p>
+    <w:p>
+      <w:pPr>
+        <w:pStyle w:val="ListParagraph"/>
+        <w:numPr>
+          <w:ilvl w:val="0"/>
+          <w:numId w:val="4"/>
+        </w:numPr>
+        <w:spacing w:before="240" w:beforeAutospacing="off" w:after="240" w:afterAutospacing="off"/>
+        <w:rPr>
+          <w:rFonts w:ascii="Aptos" w:hAnsi="Aptos" w:eastAsia="Aptos" w:cs="Aptos"/>
+          <w:noProof w:val="0"/>
+          <w:sz w:val="24"/>
+          <w:szCs w:val="24"/>
+          <w:lang w:val="pt-PT"/>
+        </w:rPr>
+      </w:pPr>
+      <w:r>
+        <w:rPr>
+          <w:rFonts w:ascii="Aptos" w:hAnsi="Aptos" w:eastAsia="Aptos" w:cs="Aptos"/>
+          <w:b w:val="1"/>
+          <w:bCs w:val="1"/>
+          <w:noProof w:val="0"/>
+          <w:sz w:val="24"/>
+          <w:szCs w:val="24"/>
+          <w:lang w:val="pt-PT"/>
+        </w:rPr>
+        <w:t>Figura 4:</w:t>
+      </w:r>
+      <w:r>
+        <w:rPr>
+          <w:rFonts w:ascii="Aptos" w:hAnsi="Aptos" w:eastAsia="Aptos" w:cs="Aptos"/>
+          <w:noProof w:val="0"/>
+          <w:sz w:val="24"/>
+          <w:szCs w:val="24"/>
+          <w:lang w:val="pt-PT"/>
+        </w:rPr>
+        <w:t xml:space="preserve"> Pop-up: Escolher Cor (Coringa)</w:t>
+      </w:r>
+    </w:p>
+    <w:p>
+      <w:pPr>
+        <w:pStyle w:val="ListParagraph"/>
+        <w:numPr>
+          <w:ilvl w:val="0"/>
+          <w:numId w:val="4"/>
+        </w:numPr>
+        <w:spacing w:before="240" w:beforeAutospacing="off" w:after="240" w:afterAutospacing="off"/>
+        <w:rPr>
+          <w:rFonts w:ascii="Aptos" w:hAnsi="Aptos" w:eastAsia="Aptos" w:cs="Aptos"/>
+          <w:noProof w:val="0"/>
+          <w:sz w:val="24"/>
+          <w:szCs w:val="24"/>
+          <w:lang w:val="pt-PT"/>
+        </w:rPr>
+      </w:pPr>
+      <w:r>
+        <w:rPr>
+          <w:rFonts w:ascii="Aptos" w:hAnsi="Aptos" w:eastAsia="Aptos" w:cs="Aptos"/>
+          <w:b w:val="1"/>
+          <w:bCs w:val="1"/>
+          <w:noProof w:val="0"/>
+          <w:sz w:val="24"/>
+          <w:szCs w:val="24"/>
+          <w:lang w:val="pt-PT"/>
+        </w:rPr>
+        <w:t>Figura 5:</w:t>
+      </w:r>
+      <w:r>
+        <w:rPr>
+          <w:rFonts w:ascii="Aptos" w:hAnsi="Aptos" w:eastAsia="Aptos" w:cs="Aptos"/>
+          <w:noProof w:val="0"/>
+          <w:sz w:val="24"/>
+          <w:szCs w:val="24"/>
+          <w:lang w:val="pt-PT"/>
+        </w:rPr>
+        <w:t xml:space="preserve"> Ecrã: Fim de Partida / Pontuações</w:t>
+      </w:r>
+    </w:p>
+    <w:p>
+      <w:pPr>
+        <w:pStyle w:val="ListParagraph"/>
+        <w:numPr>
+          <w:ilvl w:val="0"/>
+          <w:numId w:val="4"/>
+        </w:numPr>
+        <w:spacing w:before="240" w:beforeAutospacing="off" w:after="240" w:afterAutospacing="off"/>
+        <w:rPr>
+          <w:rFonts w:ascii="Aptos" w:hAnsi="Aptos" w:eastAsia="Aptos" w:cs="Aptos"/>
+          <w:noProof w:val="0"/>
+          <w:sz w:val="24"/>
+          <w:szCs w:val="24"/>
+          <w:lang w:val="pt-PT"/>
+        </w:rPr>
+      </w:pPr>
+      <w:r>
+        <w:rPr>
+          <w:rFonts w:ascii="Aptos" w:hAnsi="Aptos" w:eastAsia="Aptos" w:cs="Aptos"/>
+          <w:b w:val="1"/>
+          <w:bCs w:val="1"/>
+          <w:noProof w:val="0"/>
+          <w:sz w:val="24"/>
+          <w:szCs w:val="24"/>
+          <w:lang w:val="pt-PT"/>
+        </w:rPr>
+        <w:t>Figura 6:</w:t>
+      </w:r>
+      <w:r>
+        <w:rPr>
+          <w:rFonts w:ascii="Aptos" w:hAnsi="Aptos" w:eastAsia="Aptos" w:cs="Aptos"/>
+          <w:noProof w:val="0"/>
+          <w:sz w:val="24"/>
+          <w:szCs w:val="24"/>
+          <w:lang w:val="pt-PT"/>
+        </w:rPr>
+        <w:t xml:space="preserve"> Estatísticas Globais</w:t>
+      </w:r>
+    </w:p>
+    <w:p>
+      <w:pPr>
+        <w:spacing w:before="240" w:beforeAutospacing="off" w:after="240" w:afterAutospacing="off"/>
+        <w:rPr>
+          <w:rFonts w:ascii="Aptos" w:hAnsi="Aptos" w:eastAsia="Aptos" w:cs="Aptos"/>
+          <w:noProof w:val="0"/>
+          <w:sz w:val="24"/>
+          <w:szCs w:val="24"/>
+          <w:lang w:val="pt-PT"/>
+        </w:rPr>
+      </w:pPr>
     </w:p>
     <w:p xmlns:wp14="http://schemas.microsoft.com/office/word/2010/wordml" wp14:paraId="7327B312" wp14:textId="283343DB">
       <w:pPr>
@@ -777,17 +1072,17 @@
         </w:rPr>
       </w:pPr>
     </w:p>
-    <w:p xmlns:wp14="http://schemas.microsoft.com/office/word/2010/wordml" wp14:paraId="1C5CBF72" wp14:textId="0E64BD5B">
+    <w:p xmlns:wp14="http://schemas.microsoft.com/office/word/2010/wordml" wp14:paraId="1C5CBF72" wp14:textId="4C8055FD">
       <w:pPr>
         <w:pStyle w:val="Normal"/>
         <w:spacing w:before="240" w:beforeAutospacing="off" w:after="240" w:afterAutospacing="off"/>
       </w:pPr>
       <w:r>
         <w:drawing>
-          <wp:inline xmlns:wp14="http://schemas.microsoft.com/office/word/2010/wordprocessingDrawing" wp14:editId="7533F0C1" wp14:anchorId="2333E0FD">
-            <wp:extent cx="5724525" cy="4057650"/>
+          <wp:inline xmlns:wp14="http://schemas.microsoft.com/office/word/2010/wordprocessingDrawing" wp14:editId="072BC3E5" wp14:anchorId="42FCA6C3">
+            <wp:extent cx="5724525" cy="4295775"/>
             <wp:effectExtent l="0" t="0" r="0" b="0"/>
-            <wp:docPr id="1390383930" name="drawing"/>
+            <wp:docPr id="1826916753" name="drawing"/>
             <wp:cNvGraphicFramePr>
               <a:graphicFrameLocks noChangeAspect="1"/>
             </wp:cNvGraphicFramePr>
@@ -795,710 +1090,11 @@
               <a:graphicData xmlns:a="http://schemas.openxmlformats.org/drawingml/2006/main" uri="http://schemas.openxmlformats.org/drawingml/2006/picture">
                 <pic:pic xmlns:pic="http://schemas.openxmlformats.org/drawingml/2006/picture">
                   <pic:nvPicPr>
-                    <pic:cNvPr id="1390383930" name="Picture 1390383930"/>
+                    <pic:cNvPr id="1826916753" name="Picture 1826916753"/>
                     <pic:cNvPicPr/>
                   </pic:nvPicPr>
                   <pic:blipFill>
-                    <a:blip xmlns:r="http://schemas.openxmlformats.org/officeDocument/2006/relationships" r:embed="rId1297049061">
-                      <a:extLst>
-                        <a:ext uri="{28A0092B-C50C-407E-A947-70E740481C1C}">
-                          <a14:useLocalDpi xmlns:a14="http://schemas.microsoft.com/office/drawing/2010/main"/>
-                        </a:ext>
-                      </a:extLst>
-                    </a:blip>
-                    <a:stretch>
-                      <a:fillRect/>
-                    </a:stretch>
-                  </pic:blipFill>
-                  <pic:spPr>
-                    <a:xfrm>
-                      <a:off x="0" y="0"/>
-                      <a:ext cx="5724525" cy="4057650"/>
-                    </a:xfrm>
-                    <a:prstGeom prst="rect">
-                      <a:avLst/>
-                    </a:prstGeom>
-                  </pic:spPr>
-                </pic:pic>
-              </a:graphicData>
-            </a:graphic>
-          </wp:inline>
-        </w:drawing>
-      </w:r>
-    </w:p>
-    <w:p xmlns:wp14="http://schemas.microsoft.com/office/word/2010/wordml" wp14:paraId="56F11B96" wp14:textId="6B15064B">
-      <w:pPr>
-        <w:pStyle w:val="Normal"/>
-        <w:spacing w:before="240" w:beforeAutospacing="off" w:after="240" w:afterAutospacing="off"/>
-        <w:rPr>
-          <w:rFonts w:ascii="Aptos" w:hAnsi="Aptos" w:eastAsia="Aptos" w:cs="Aptos"/>
-          <w:b w:val="1"/>
-          <w:bCs w:val="1"/>
-          <w:noProof w:val="0"/>
-          <w:sz w:val="24"/>
-          <w:szCs w:val="24"/>
-          <w:lang w:val="pt-PT"/>
-        </w:rPr>
-      </w:pPr>
-    </w:p>
-    <w:p xmlns:wp14="http://schemas.microsoft.com/office/word/2010/wordml" wp14:paraId="6B28A4C5" wp14:textId="032C7CE6">
-      <w:pPr>
-        <w:pStyle w:val="Normal"/>
-        <w:spacing w:before="240" w:beforeAutospacing="off" w:after="240" w:afterAutospacing="off"/>
-        <w:rPr>
-          <w:rFonts w:ascii="Aptos" w:hAnsi="Aptos" w:eastAsia="Aptos" w:cs="Aptos"/>
-          <w:b w:val="1"/>
-          <w:bCs w:val="1"/>
-          <w:noProof w:val="0"/>
-          <w:sz w:val="24"/>
-          <w:szCs w:val="24"/>
-          <w:lang w:val="pt-PT"/>
-        </w:rPr>
-      </w:pPr>
-    </w:p>
-    <w:p xmlns:wp14="http://schemas.microsoft.com/office/word/2010/wordml" wp14:paraId="04CA979B" wp14:textId="54AF81D4">
-      <w:pPr>
-        <w:pStyle w:val="Normal"/>
-        <w:spacing w:before="240" w:beforeAutospacing="off" w:after="240" w:afterAutospacing="off"/>
-        <w:rPr>
-          <w:rFonts w:ascii="Aptos" w:hAnsi="Aptos" w:eastAsia="Aptos" w:cs="Aptos"/>
-          <w:b w:val="1"/>
-          <w:bCs w:val="1"/>
-          <w:noProof w:val="0"/>
-          <w:sz w:val="24"/>
-          <w:szCs w:val="24"/>
-          <w:lang w:val="pt-PT"/>
-        </w:rPr>
-      </w:pPr>
-    </w:p>
-    <w:p xmlns:wp14="http://schemas.microsoft.com/office/word/2010/wordml" wp14:paraId="731A50F4" wp14:textId="34B7929B">
-      <w:pPr>
-        <w:pStyle w:val="Normal"/>
-        <w:spacing w:before="240" w:beforeAutospacing="off" w:after="240" w:afterAutospacing="off"/>
-        <w:rPr>
-          <w:rFonts w:ascii="Aptos" w:hAnsi="Aptos" w:eastAsia="Aptos" w:cs="Aptos"/>
-          <w:b w:val="1"/>
-          <w:bCs w:val="1"/>
-          <w:noProof w:val="0"/>
-          <w:sz w:val="24"/>
-          <w:szCs w:val="24"/>
-          <w:lang w:val="pt-PT"/>
-        </w:rPr>
-      </w:pPr>
-    </w:p>
-    <w:p xmlns:wp14="http://schemas.microsoft.com/office/word/2010/wordml" wp14:paraId="4723B949" wp14:textId="72C46F08">
-      <w:pPr>
-        <w:pStyle w:val="Normal"/>
-        <w:spacing w:before="240" w:beforeAutospacing="off" w:after="240" w:afterAutospacing="off"/>
-        <w:rPr>
-          <w:rFonts w:ascii="Aptos" w:hAnsi="Aptos" w:eastAsia="Aptos" w:cs="Aptos"/>
-          <w:b w:val="1"/>
-          <w:bCs w:val="1"/>
-          <w:noProof w:val="0"/>
-          <w:sz w:val="24"/>
-          <w:szCs w:val="24"/>
-          <w:lang w:val="pt-PT"/>
-        </w:rPr>
-      </w:pPr>
-    </w:p>
-    <w:p xmlns:wp14="http://schemas.microsoft.com/office/word/2010/wordml" wp14:paraId="1D44AE85" wp14:textId="4FEBE4BD">
-      <w:pPr>
-        <w:pStyle w:val="Normal"/>
-        <w:spacing w:before="240" w:beforeAutospacing="off" w:after="240" w:afterAutospacing="off"/>
-        <w:rPr>
-          <w:rFonts w:ascii="Aptos" w:hAnsi="Aptos" w:eastAsia="Aptos" w:cs="Aptos"/>
-          <w:b w:val="1"/>
-          <w:bCs w:val="1"/>
-          <w:noProof w:val="0"/>
-          <w:sz w:val="24"/>
-          <w:szCs w:val="24"/>
-          <w:lang w:val="pt-PT"/>
-        </w:rPr>
-      </w:pPr>
-    </w:p>
-    <w:p xmlns:wp14="http://schemas.microsoft.com/office/word/2010/wordml" wp14:paraId="68EBB202" wp14:textId="714A4821">
-      <w:pPr>
-        <w:pStyle w:val="Normal"/>
-        <w:spacing w:before="240" w:beforeAutospacing="off" w:after="240" w:afterAutospacing="off"/>
-        <w:rPr>
-          <w:rFonts w:ascii="Aptos" w:hAnsi="Aptos" w:eastAsia="Aptos" w:cs="Aptos"/>
-          <w:b w:val="1"/>
-          <w:bCs w:val="1"/>
-          <w:noProof w:val="0"/>
-          <w:sz w:val="24"/>
-          <w:szCs w:val="24"/>
-          <w:lang w:val="pt-PT"/>
-        </w:rPr>
-      </w:pPr>
-    </w:p>
-    <w:p xmlns:wp14="http://schemas.microsoft.com/office/word/2010/wordml" wp14:paraId="3867625F" wp14:textId="3BFFABF2">
-      <w:pPr>
-        <w:pStyle w:val="Normal"/>
-        <w:spacing w:before="240" w:beforeAutospacing="off" w:after="240" w:afterAutospacing="off"/>
-        <w:rPr>
-          <w:rFonts w:ascii="Aptos" w:hAnsi="Aptos" w:eastAsia="Aptos" w:cs="Aptos"/>
-          <w:b w:val="1"/>
-          <w:bCs w:val="1"/>
-          <w:noProof w:val="0"/>
-          <w:sz w:val="24"/>
-          <w:szCs w:val="24"/>
-          <w:lang w:val="pt-PT"/>
-        </w:rPr>
-      </w:pPr>
-    </w:p>
-    <w:p xmlns:wp14="http://schemas.microsoft.com/office/word/2010/wordml" wp14:paraId="1DA69E46" wp14:textId="13F5755E">
-      <w:pPr>
-        <w:pStyle w:val="Normal"/>
-        <w:spacing w:before="240" w:beforeAutospacing="off" w:after="240" w:afterAutospacing="off"/>
-        <w:rPr>
-          <w:rFonts w:ascii="Aptos" w:hAnsi="Aptos" w:eastAsia="Aptos" w:cs="Aptos"/>
-          <w:b w:val="1"/>
-          <w:bCs w:val="1"/>
-          <w:noProof w:val="0"/>
-          <w:sz w:val="24"/>
-          <w:szCs w:val="24"/>
-          <w:lang w:val="pt-PT"/>
-        </w:rPr>
-      </w:pPr>
-    </w:p>
-    <w:p xmlns:wp14="http://schemas.microsoft.com/office/word/2010/wordml" wp14:paraId="7969E3A6" wp14:textId="17659B14">
-      <w:pPr>
-        <w:pStyle w:val="Normal"/>
-        <w:spacing w:before="240" w:beforeAutospacing="off" w:after="240" w:afterAutospacing="off"/>
-        <w:rPr>
-          <w:rFonts w:ascii="Aptos" w:hAnsi="Aptos" w:eastAsia="Aptos" w:cs="Aptos"/>
-          <w:b w:val="1"/>
-          <w:bCs w:val="1"/>
-          <w:noProof w:val="0"/>
-          <w:sz w:val="24"/>
-          <w:szCs w:val="24"/>
-          <w:lang w:val="pt-PT"/>
-        </w:rPr>
-      </w:pPr>
-    </w:p>
-    <w:p xmlns:wp14="http://schemas.microsoft.com/office/word/2010/wordml" wp14:paraId="6C3BCCC5" wp14:textId="21A0850F">
-      <w:pPr>
-        <w:pStyle w:val="Normal"/>
-        <w:spacing w:before="240" w:beforeAutospacing="off" w:after="240" w:afterAutospacing="off"/>
-        <w:rPr>
-          <w:rFonts w:ascii="Aptos" w:hAnsi="Aptos" w:eastAsia="Aptos" w:cs="Aptos"/>
-          <w:b w:val="1"/>
-          <w:bCs w:val="1"/>
-          <w:noProof w:val="0"/>
-          <w:sz w:val="24"/>
-          <w:szCs w:val="24"/>
-          <w:lang w:val="pt-PT"/>
-        </w:rPr>
-      </w:pPr>
-      <w:r>
-        <w:rPr>
-          <w:rFonts w:ascii="Aptos" w:hAnsi="Aptos" w:eastAsia="Aptos" w:cs="Aptos"/>
-          <w:b w:val="1"/>
-          <w:bCs w:val="1"/>
-          <w:noProof w:val="0"/>
-          <w:sz w:val="24"/>
-          <w:szCs w:val="24"/>
-          <w:lang w:val="pt-PT"/>
-        </w:rPr>
-        <w:t xml:space="preserve">Figura 2: Escolher o número de </w:t>
-      </w:r>
-      <w:r>
-        <w:rPr>
-          <w:rFonts w:ascii="Aptos" w:hAnsi="Aptos" w:eastAsia="Aptos" w:cs="Aptos"/>
-          <w:b w:val="1"/>
-          <w:bCs w:val="1"/>
-          <w:noProof w:val="0"/>
-          <w:sz w:val="24"/>
-          <w:szCs w:val="24"/>
-          <w:lang w:val="pt-PT"/>
-        </w:rPr>
-        <w:t>bots</w:t>
-      </w:r>
-    </w:p>
-    <w:p xmlns:wp14="http://schemas.microsoft.com/office/word/2010/wordml" wp14:paraId="2D22E2EB" wp14:textId="3865568D">
-      <w:pPr>
-        <w:pStyle w:val="Normal"/>
-        <w:spacing w:before="240" w:beforeAutospacing="off" w:after="240" w:afterAutospacing="off"/>
-      </w:pPr>
-      <w:r>
-        <w:drawing>
-          <wp:inline xmlns:wp14="http://schemas.microsoft.com/office/word/2010/wordprocessingDrawing" wp14:editId="34852E66" wp14:anchorId="56FEE9D5">
-            <wp:extent cx="5724525" cy="4076700"/>
-            <wp:effectExtent l="0" t="0" r="0" b="0"/>
-            <wp:docPr id="1492580873" name="drawing"/>
-            <wp:cNvGraphicFramePr>
-              <a:graphicFrameLocks noChangeAspect="1"/>
-            </wp:cNvGraphicFramePr>
-            <a:graphic>
-              <a:graphicData xmlns:a="http://schemas.openxmlformats.org/drawingml/2006/main" uri="http://schemas.openxmlformats.org/drawingml/2006/picture">
-                <pic:pic xmlns:pic="http://schemas.openxmlformats.org/drawingml/2006/picture">
-                  <pic:nvPicPr>
-                    <pic:cNvPr id="1492580873" name="Picture 1492580873"/>
-                    <pic:cNvPicPr/>
-                  </pic:nvPicPr>
-                  <pic:blipFill>
-                    <a:blip xmlns:r="http://schemas.openxmlformats.org/officeDocument/2006/relationships" r:embed="rId547369221">
-                      <a:extLst>
-                        <a:ext uri="{28A0092B-C50C-407E-A947-70E740481C1C}">
-                          <a14:useLocalDpi xmlns:a14="http://schemas.microsoft.com/office/drawing/2010/main"/>
-                        </a:ext>
-                      </a:extLst>
-                    </a:blip>
-                    <a:stretch>
-                      <a:fillRect/>
-                    </a:stretch>
-                  </pic:blipFill>
-                  <pic:spPr>
-                    <a:xfrm>
-                      <a:off x="0" y="0"/>
-                      <a:ext cx="5724525" cy="4076700"/>
-                    </a:xfrm>
-                    <a:prstGeom prst="rect">
-                      <a:avLst/>
-                    </a:prstGeom>
-                  </pic:spPr>
-                </pic:pic>
-              </a:graphicData>
-            </a:graphic>
-          </wp:inline>
-        </w:drawing>
-      </w:r>
-    </w:p>
-    <w:p xmlns:wp14="http://schemas.microsoft.com/office/word/2010/wordml" wp14:paraId="14EC4B68" wp14:textId="4E8D7B31">
-      <w:pPr>
-        <w:spacing w:before="240" w:beforeAutospacing="off" w:after="240" w:afterAutospacing="off"/>
-        <w:rPr>
-          <w:rFonts w:ascii="Aptos" w:hAnsi="Aptos" w:eastAsia="Aptos" w:cs="Aptos"/>
-          <w:b w:val="1"/>
-          <w:bCs w:val="1"/>
-          <w:noProof w:val="0"/>
-          <w:sz w:val="24"/>
-          <w:szCs w:val="24"/>
-          <w:lang w:val="pt-PT"/>
-        </w:rPr>
-      </w:pPr>
-    </w:p>
-    <w:p xmlns:wp14="http://schemas.microsoft.com/office/word/2010/wordml" wp14:paraId="319F3184" wp14:textId="08E30314">
-      <w:pPr>
-        <w:spacing w:before="240" w:beforeAutospacing="off" w:after="240" w:afterAutospacing="off"/>
-        <w:rPr>
-          <w:rFonts w:ascii="Aptos" w:hAnsi="Aptos" w:eastAsia="Aptos" w:cs="Aptos"/>
-          <w:b w:val="1"/>
-          <w:bCs w:val="1"/>
-          <w:noProof w:val="0"/>
-          <w:sz w:val="24"/>
-          <w:szCs w:val="24"/>
-          <w:lang w:val="pt-PT"/>
-        </w:rPr>
-      </w:pPr>
-    </w:p>
-    <w:p xmlns:wp14="http://schemas.microsoft.com/office/word/2010/wordml" wp14:paraId="2219325C" wp14:textId="46C4CE10">
-      <w:pPr>
-        <w:spacing w:before="240" w:beforeAutospacing="off" w:after="240" w:afterAutospacing="off"/>
-        <w:rPr>
-          <w:rFonts w:ascii="Aptos" w:hAnsi="Aptos" w:eastAsia="Aptos" w:cs="Aptos"/>
-          <w:b w:val="1"/>
-          <w:bCs w:val="1"/>
-          <w:noProof w:val="0"/>
-          <w:sz w:val="24"/>
-          <w:szCs w:val="24"/>
-          <w:lang w:val="pt-PT"/>
-        </w:rPr>
-      </w:pPr>
-    </w:p>
-    <w:p xmlns:wp14="http://schemas.microsoft.com/office/word/2010/wordml" wp14:paraId="5810A2CD" wp14:textId="6ED7A916">
-      <w:pPr>
-        <w:spacing w:before="240" w:beforeAutospacing="off" w:after="240" w:afterAutospacing="off"/>
-        <w:rPr>
-          <w:rFonts w:ascii="Aptos" w:hAnsi="Aptos" w:eastAsia="Aptos" w:cs="Aptos"/>
-          <w:b w:val="1"/>
-          <w:bCs w:val="1"/>
-          <w:noProof w:val="0"/>
-          <w:sz w:val="24"/>
-          <w:szCs w:val="24"/>
-          <w:lang w:val="pt-PT"/>
-        </w:rPr>
-      </w:pPr>
-    </w:p>
-    <w:p xmlns:wp14="http://schemas.microsoft.com/office/word/2010/wordml" wp14:paraId="4FBCC1D8" wp14:textId="24BA3CD9">
-      <w:pPr>
-        <w:spacing w:before="240" w:beforeAutospacing="off" w:after="240" w:afterAutospacing="off"/>
-        <w:rPr>
-          <w:rFonts w:ascii="Aptos" w:hAnsi="Aptos" w:eastAsia="Aptos" w:cs="Aptos"/>
-          <w:b w:val="1"/>
-          <w:bCs w:val="1"/>
-          <w:noProof w:val="0"/>
-          <w:sz w:val="24"/>
-          <w:szCs w:val="24"/>
-          <w:lang w:val="pt-PT"/>
-        </w:rPr>
-      </w:pPr>
-    </w:p>
-    <w:p xmlns:wp14="http://schemas.microsoft.com/office/word/2010/wordml" wp14:paraId="0D2C3846" wp14:textId="3F13768F">
-      <w:pPr>
-        <w:spacing w:before="240" w:beforeAutospacing="off" w:after="240" w:afterAutospacing="off"/>
-        <w:rPr>
-          <w:rFonts w:ascii="Aptos" w:hAnsi="Aptos" w:eastAsia="Aptos" w:cs="Aptos"/>
-          <w:b w:val="1"/>
-          <w:bCs w:val="1"/>
-          <w:noProof w:val="0"/>
-          <w:sz w:val="24"/>
-          <w:szCs w:val="24"/>
-          <w:lang w:val="pt-PT"/>
-        </w:rPr>
-      </w:pPr>
-    </w:p>
-    <w:p xmlns:wp14="http://schemas.microsoft.com/office/word/2010/wordml" wp14:paraId="09D14B2E" wp14:textId="4FE86327">
-      <w:pPr>
-        <w:spacing w:before="240" w:beforeAutospacing="off" w:after="240" w:afterAutospacing="off"/>
-        <w:rPr>
-          <w:rFonts w:ascii="Aptos" w:hAnsi="Aptos" w:eastAsia="Aptos" w:cs="Aptos"/>
-          <w:b w:val="1"/>
-          <w:bCs w:val="1"/>
-          <w:noProof w:val="0"/>
-          <w:sz w:val="24"/>
-          <w:szCs w:val="24"/>
-          <w:lang w:val="pt-PT"/>
-        </w:rPr>
-      </w:pPr>
-    </w:p>
-    <w:p xmlns:wp14="http://schemas.microsoft.com/office/word/2010/wordml" wp14:paraId="76568C1D" wp14:textId="7F125AD4">
-      <w:pPr>
-        <w:spacing w:before="240" w:beforeAutospacing="off" w:after="240" w:afterAutospacing="off"/>
-        <w:rPr>
-          <w:rFonts w:ascii="Aptos" w:hAnsi="Aptos" w:eastAsia="Aptos" w:cs="Aptos"/>
-          <w:b w:val="1"/>
-          <w:bCs w:val="1"/>
-          <w:noProof w:val="0"/>
-          <w:sz w:val="24"/>
-          <w:szCs w:val="24"/>
-          <w:lang w:val="pt-PT"/>
-        </w:rPr>
-      </w:pPr>
-    </w:p>
-    <w:p xmlns:wp14="http://schemas.microsoft.com/office/word/2010/wordml" wp14:paraId="2027C3AE" wp14:textId="765A8744">
-      <w:pPr>
-        <w:spacing w:before="240" w:beforeAutospacing="off" w:after="240" w:afterAutospacing="off"/>
-        <w:rPr>
-          <w:rFonts w:ascii="Aptos" w:hAnsi="Aptos" w:eastAsia="Aptos" w:cs="Aptos"/>
-          <w:b w:val="1"/>
-          <w:bCs w:val="1"/>
-          <w:noProof w:val="0"/>
-          <w:sz w:val="24"/>
-          <w:szCs w:val="24"/>
-          <w:lang w:val="pt-PT"/>
-        </w:rPr>
-      </w:pPr>
-    </w:p>
-    <w:p xmlns:wp14="http://schemas.microsoft.com/office/word/2010/wordml" wp14:paraId="0007B6DC" wp14:textId="6D85AB27">
-      <w:pPr>
-        <w:spacing w:before="240" w:beforeAutospacing="off" w:after="240" w:afterAutospacing="off"/>
-        <w:rPr>
-          <w:rFonts w:ascii="Aptos" w:hAnsi="Aptos" w:eastAsia="Aptos" w:cs="Aptos"/>
-          <w:b w:val="1"/>
-          <w:bCs w:val="1"/>
-          <w:noProof w:val="0"/>
-          <w:sz w:val="24"/>
-          <w:szCs w:val="24"/>
-          <w:lang w:val="pt-PT"/>
-        </w:rPr>
-      </w:pPr>
-    </w:p>
-    <w:p xmlns:wp14="http://schemas.microsoft.com/office/word/2010/wordml" wp14:paraId="01360C7D" wp14:textId="0A9934E1">
-      <w:pPr>
-        <w:spacing w:before="240" w:beforeAutospacing="off" w:after="240" w:afterAutospacing="off"/>
-        <w:rPr>
-          <w:rFonts w:ascii="Aptos" w:hAnsi="Aptos" w:eastAsia="Aptos" w:cs="Aptos"/>
-          <w:b w:val="1"/>
-          <w:bCs w:val="1"/>
-          <w:noProof w:val="0"/>
-          <w:sz w:val="24"/>
-          <w:szCs w:val="24"/>
-          <w:lang w:val="pt-PT"/>
-        </w:rPr>
-      </w:pPr>
-    </w:p>
-    <w:p xmlns:wp14="http://schemas.microsoft.com/office/word/2010/wordml" wp14:paraId="131E2EAD" wp14:textId="1BCF8346">
-      <w:pPr>
-        <w:spacing w:before="240" w:beforeAutospacing="off" w:after="240" w:afterAutospacing="off"/>
-      </w:pPr>
-      <w:r>
-        <w:rPr>
-          <w:rFonts w:ascii="Aptos" w:hAnsi="Aptos" w:eastAsia="Aptos" w:cs="Aptos"/>
-          <w:b w:val="1"/>
-          <w:bCs w:val="1"/>
-          <w:noProof w:val="0"/>
-          <w:sz w:val="24"/>
-          <w:szCs w:val="24"/>
-          <w:lang w:val="pt-PT"/>
-        </w:rPr>
-        <w:t>Figura 3: Mesa de Jogo</w:t>
-      </w:r>
-    </w:p>
-    <w:p xmlns:wp14="http://schemas.microsoft.com/office/word/2010/wordml" wp14:paraId="757C609B" wp14:textId="10A4DDF8">
-      <w:pPr>
-        <w:pStyle w:val="Normal"/>
-        <w:spacing w:before="240" w:beforeAutospacing="off" w:after="240" w:afterAutospacing="off"/>
-      </w:pPr>
-      <w:r>
-        <w:drawing>
-          <wp:inline xmlns:wp14="http://schemas.microsoft.com/office/word/2010/wordprocessingDrawing" wp14:editId="4A2BDB64" wp14:anchorId="313A35EC">
-            <wp:extent cx="5724525" cy="4076700"/>
-            <wp:effectExtent l="0" t="0" r="0" b="0"/>
-            <wp:docPr id="322067538" name="drawing"/>
-            <wp:cNvGraphicFramePr>
-              <a:graphicFrameLocks noChangeAspect="1"/>
-            </wp:cNvGraphicFramePr>
-            <a:graphic>
-              <a:graphicData xmlns:a="http://schemas.openxmlformats.org/drawingml/2006/main" uri="http://schemas.openxmlformats.org/drawingml/2006/picture">
-                <pic:pic xmlns:pic="http://schemas.openxmlformats.org/drawingml/2006/picture">
-                  <pic:nvPicPr>
-                    <pic:cNvPr id="322067538" name="Picture 322067538"/>
-                    <pic:cNvPicPr/>
-                  </pic:nvPicPr>
-                  <pic:blipFill>
-                    <a:blip xmlns:r="http://schemas.openxmlformats.org/officeDocument/2006/relationships" r:embed="rId193300098">
-                      <a:extLst>
-                        <a:ext uri="{28A0092B-C50C-407E-A947-70E740481C1C}">
-                          <a14:useLocalDpi xmlns:a14="http://schemas.microsoft.com/office/drawing/2010/main"/>
-                        </a:ext>
-                      </a:extLst>
-                    </a:blip>
-                    <a:stretch>
-                      <a:fillRect/>
-                    </a:stretch>
-                  </pic:blipFill>
-                  <pic:spPr>
-                    <a:xfrm>
-                      <a:off x="0" y="0"/>
-                      <a:ext cx="5724525" cy="4076700"/>
-                    </a:xfrm>
-                    <a:prstGeom prst="rect">
-                      <a:avLst/>
-                    </a:prstGeom>
-                  </pic:spPr>
-                </pic:pic>
-              </a:graphicData>
-            </a:graphic>
-          </wp:inline>
-        </w:drawing>
-      </w:r>
-    </w:p>
-    <w:p xmlns:wp14="http://schemas.microsoft.com/office/word/2010/wordml" wp14:paraId="7A560992" wp14:textId="22679E57">
-      <w:pPr>
-        <w:pStyle w:val="Normal"/>
-        <w:spacing w:before="240" w:beforeAutospacing="off" w:after="240" w:afterAutospacing="off"/>
-        <w:rPr>
-          <w:rFonts w:ascii="Aptos" w:hAnsi="Aptos" w:eastAsia="Aptos" w:cs="Aptos"/>
-          <w:b w:val="1"/>
-          <w:bCs w:val="1"/>
-          <w:noProof w:val="0"/>
-          <w:sz w:val="24"/>
-          <w:szCs w:val="24"/>
-          <w:lang w:val="pt-PT"/>
-        </w:rPr>
-      </w:pPr>
-    </w:p>
-    <w:p xmlns:wp14="http://schemas.microsoft.com/office/word/2010/wordml" wp14:paraId="26AD0EC4" wp14:textId="0F90241F">
-      <w:pPr>
-        <w:pStyle w:val="Normal"/>
-        <w:spacing w:before="240" w:beforeAutospacing="off" w:after="240" w:afterAutospacing="off"/>
-        <w:rPr>
-          <w:rFonts w:ascii="Aptos" w:hAnsi="Aptos" w:eastAsia="Aptos" w:cs="Aptos"/>
-          <w:b w:val="1"/>
-          <w:bCs w:val="1"/>
-          <w:noProof w:val="0"/>
-          <w:sz w:val="24"/>
-          <w:szCs w:val="24"/>
-          <w:lang w:val="pt-PT"/>
-        </w:rPr>
-      </w:pPr>
-    </w:p>
-    <w:p xmlns:wp14="http://schemas.microsoft.com/office/word/2010/wordml" wp14:paraId="3A2B9240" wp14:textId="2DAB1DFA">
-      <w:pPr>
-        <w:pStyle w:val="Normal"/>
-        <w:spacing w:before="240" w:beforeAutospacing="off" w:after="240" w:afterAutospacing="off"/>
-        <w:rPr>
-          <w:rFonts w:ascii="Aptos" w:hAnsi="Aptos" w:eastAsia="Aptos" w:cs="Aptos"/>
-          <w:b w:val="1"/>
-          <w:bCs w:val="1"/>
-          <w:noProof w:val="0"/>
-          <w:sz w:val="24"/>
-          <w:szCs w:val="24"/>
-          <w:lang w:val="pt-PT"/>
-        </w:rPr>
-      </w:pPr>
-    </w:p>
-    <w:p xmlns:wp14="http://schemas.microsoft.com/office/word/2010/wordml" wp14:paraId="44FA5EE7" wp14:textId="2F8BCFA1">
-      <w:pPr>
-        <w:pStyle w:val="Normal"/>
-        <w:spacing w:before="240" w:beforeAutospacing="off" w:after="240" w:afterAutospacing="off"/>
-        <w:rPr>
-          <w:rFonts w:ascii="Aptos" w:hAnsi="Aptos" w:eastAsia="Aptos" w:cs="Aptos"/>
-          <w:b w:val="1"/>
-          <w:bCs w:val="1"/>
-          <w:noProof w:val="0"/>
-          <w:sz w:val="24"/>
-          <w:szCs w:val="24"/>
-          <w:lang w:val="pt-PT"/>
-        </w:rPr>
-      </w:pPr>
-    </w:p>
-    <w:p xmlns:wp14="http://schemas.microsoft.com/office/word/2010/wordml" wp14:paraId="7642C367" wp14:textId="31712755">
-      <w:pPr>
-        <w:pStyle w:val="Normal"/>
-        <w:spacing w:before="240" w:beforeAutospacing="off" w:after="240" w:afterAutospacing="off"/>
-        <w:rPr>
-          <w:rFonts w:ascii="Aptos" w:hAnsi="Aptos" w:eastAsia="Aptos" w:cs="Aptos"/>
-          <w:b w:val="1"/>
-          <w:bCs w:val="1"/>
-          <w:noProof w:val="0"/>
-          <w:sz w:val="24"/>
-          <w:szCs w:val="24"/>
-          <w:lang w:val="pt-PT"/>
-        </w:rPr>
-      </w:pPr>
-    </w:p>
-    <w:p xmlns:wp14="http://schemas.microsoft.com/office/word/2010/wordml" wp14:paraId="18E2EB9A" wp14:textId="06C76778">
-      <w:pPr>
-        <w:pStyle w:val="Normal"/>
-        <w:spacing w:before="240" w:beforeAutospacing="off" w:after="240" w:afterAutospacing="off"/>
-        <w:rPr>
-          <w:rFonts w:ascii="Aptos" w:hAnsi="Aptos" w:eastAsia="Aptos" w:cs="Aptos"/>
-          <w:b w:val="1"/>
-          <w:bCs w:val="1"/>
-          <w:noProof w:val="0"/>
-          <w:sz w:val="24"/>
-          <w:szCs w:val="24"/>
-          <w:lang w:val="pt-PT"/>
-        </w:rPr>
-      </w:pPr>
-    </w:p>
-    <w:p xmlns:wp14="http://schemas.microsoft.com/office/word/2010/wordml" wp14:paraId="7879BA5E" wp14:textId="03A8080C">
-      <w:pPr>
-        <w:pStyle w:val="Normal"/>
-        <w:spacing w:before="240" w:beforeAutospacing="off" w:after="240" w:afterAutospacing="off"/>
-        <w:rPr>
-          <w:rFonts w:ascii="Aptos" w:hAnsi="Aptos" w:eastAsia="Aptos" w:cs="Aptos"/>
-          <w:b w:val="1"/>
-          <w:bCs w:val="1"/>
-          <w:noProof w:val="0"/>
-          <w:sz w:val="24"/>
-          <w:szCs w:val="24"/>
-          <w:lang w:val="pt-PT"/>
-        </w:rPr>
-      </w:pPr>
-    </w:p>
-    <w:p xmlns:wp14="http://schemas.microsoft.com/office/word/2010/wordml" wp14:paraId="0022CB55" wp14:textId="0DAA01EF">
-      <w:pPr>
-        <w:pStyle w:val="Normal"/>
-        <w:spacing w:before="240" w:beforeAutospacing="off" w:after="240" w:afterAutospacing="off"/>
-        <w:rPr>
-          <w:rFonts w:ascii="Aptos" w:hAnsi="Aptos" w:eastAsia="Aptos" w:cs="Aptos"/>
-          <w:b w:val="1"/>
-          <w:bCs w:val="1"/>
-          <w:noProof w:val="0"/>
-          <w:sz w:val="24"/>
-          <w:szCs w:val="24"/>
-          <w:lang w:val="pt-PT"/>
-        </w:rPr>
-      </w:pPr>
-    </w:p>
-    <w:p xmlns:wp14="http://schemas.microsoft.com/office/word/2010/wordml" wp14:paraId="38D2C2E3" wp14:textId="7449E257">
-      <w:pPr>
-        <w:pStyle w:val="Normal"/>
-        <w:spacing w:before="240" w:beforeAutospacing="off" w:after="240" w:afterAutospacing="off"/>
-        <w:rPr>
-          <w:rFonts w:ascii="Aptos" w:hAnsi="Aptos" w:eastAsia="Aptos" w:cs="Aptos"/>
-          <w:b w:val="1"/>
-          <w:bCs w:val="1"/>
-          <w:noProof w:val="0"/>
-          <w:sz w:val="24"/>
-          <w:szCs w:val="24"/>
-          <w:lang w:val="pt-PT"/>
-        </w:rPr>
-      </w:pPr>
-    </w:p>
-    <w:p xmlns:wp14="http://schemas.microsoft.com/office/word/2010/wordml" wp14:paraId="6A588F0A" wp14:textId="341D3208">
-      <w:pPr>
-        <w:pStyle w:val="Normal"/>
-        <w:spacing w:before="240" w:beforeAutospacing="off" w:after="240" w:afterAutospacing="off"/>
-        <w:rPr>
-          <w:rFonts w:ascii="Aptos" w:hAnsi="Aptos" w:eastAsia="Aptos" w:cs="Aptos"/>
-          <w:b w:val="1"/>
-          <w:bCs w:val="1"/>
-          <w:noProof w:val="0"/>
-          <w:sz w:val="24"/>
-          <w:szCs w:val="24"/>
-          <w:lang w:val="pt-PT"/>
-        </w:rPr>
-      </w:pPr>
-    </w:p>
-    <w:p xmlns:wp14="http://schemas.microsoft.com/office/word/2010/wordml" wp14:paraId="3857FC84" wp14:textId="146CE4D8">
-      <w:pPr>
-        <w:pStyle w:val="Normal"/>
-        <w:spacing w:before="240" w:beforeAutospacing="off" w:after="240" w:afterAutospacing="off"/>
-        <w:rPr>
-          <w:rFonts w:ascii="Aptos" w:hAnsi="Aptos" w:eastAsia="Aptos" w:cs="Aptos"/>
-          <w:b w:val="1"/>
-          <w:bCs w:val="1"/>
-          <w:noProof w:val="0"/>
-          <w:sz w:val="24"/>
-          <w:szCs w:val="24"/>
-          <w:lang w:val="pt-PT"/>
-        </w:rPr>
-      </w:pPr>
-    </w:p>
-    <w:p xmlns:wp14="http://schemas.microsoft.com/office/word/2010/wordml" wp14:paraId="180A077B" wp14:textId="2D383EBD">
-      <w:pPr>
-        <w:pStyle w:val="Normal"/>
-        <w:spacing w:before="240" w:beforeAutospacing="off" w:after="240" w:afterAutospacing="off"/>
-        <w:rPr>
-          <w:rFonts w:ascii="Aptos" w:hAnsi="Aptos" w:eastAsia="Aptos" w:cs="Aptos"/>
-          <w:b w:val="1"/>
-          <w:bCs w:val="1"/>
-          <w:noProof w:val="0"/>
-          <w:sz w:val="24"/>
-          <w:szCs w:val="24"/>
-          <w:lang w:val="pt-PT"/>
-        </w:rPr>
-      </w:pPr>
-      <w:r>
-        <w:rPr>
-          <w:rFonts w:ascii="Aptos" w:hAnsi="Aptos" w:eastAsia="Aptos" w:cs="Aptos"/>
-          <w:b w:val="1"/>
-          <w:bCs w:val="1"/>
-          <w:noProof w:val="0"/>
-          <w:sz w:val="24"/>
-          <w:szCs w:val="24"/>
-          <w:lang w:val="pt-PT"/>
-        </w:rPr>
-        <w:t>Figura 4: Consulta de Estatísticas</w:t>
-      </w:r>
-    </w:p>
-    <w:p xmlns:wp14="http://schemas.microsoft.com/office/word/2010/wordml" wp14:paraId="747D15CD" wp14:textId="3B36513E">
-      <w:pPr>
-        <w:pStyle w:val="Normal"/>
-        <w:spacing w:before="240" w:beforeAutospacing="off" w:after="240" w:afterAutospacing="off"/>
-      </w:pPr>
-      <w:r>
-        <w:drawing>
-          <wp:inline xmlns:wp14="http://schemas.microsoft.com/office/word/2010/wordprocessingDrawing" wp14:editId="7242F223" wp14:anchorId="66CF6128">
-            <wp:extent cx="5724525" cy="4295775"/>
-            <wp:effectExtent l="0" t="0" r="0" b="0"/>
-            <wp:docPr id="390303024" name="drawing"/>
-            <wp:cNvGraphicFramePr>
-              <a:graphicFrameLocks noChangeAspect="1"/>
-            </wp:cNvGraphicFramePr>
-            <a:graphic>
-              <a:graphicData xmlns:a="http://schemas.openxmlformats.org/drawingml/2006/main" uri="http://schemas.openxmlformats.org/drawingml/2006/picture">
-                <pic:pic xmlns:pic="http://schemas.openxmlformats.org/drawingml/2006/picture">
-                  <pic:nvPicPr>
-                    <pic:cNvPr id="390303024" name="Picture 390303024"/>
-                    <pic:cNvPicPr/>
-                  </pic:nvPicPr>
-                  <pic:blipFill>
-                    <a:blip xmlns:r="http://schemas.openxmlformats.org/officeDocument/2006/relationships" r:embed="rId1602593130">
+                    <a:blip xmlns:r="http://schemas.openxmlformats.org/officeDocument/2006/relationships" r:embed="rId1772468771">
                       <a:extLst>
                         <a:ext uri="{28A0092B-C50C-407E-A947-70E740481C1C}">
                           <a14:useLocalDpi xmlns:a14="http://schemas.microsoft.com/office/drawing/2010/main"/>
@@ -1525,20 +1121,954 @@
         </w:drawing>
       </w:r>
     </w:p>
-    <w:p xmlns:wp14="http://schemas.microsoft.com/office/word/2010/wordml" wp14:paraId="39140134" wp14:textId="400930AB">
-      <w:pPr>
-        <w:pStyle w:val="Normal"/>
-        <w:spacing w:before="240" w:beforeAutospacing="off" w:after="240" w:afterAutospacing="off"/>
-        <w:rPr>
-          <w:rFonts w:ascii="Aptos" w:hAnsi="Aptos" w:eastAsia="Aptos" w:cs="Aptos"/>
-          <w:noProof w:val="0"/>
-          <w:sz w:val="24"/>
-          <w:szCs w:val="24"/>
-          <w:lang w:val="pt-PT"/>
-        </w:rPr>
-      </w:pPr>
-    </w:p>
-    <w:p xmlns:wp14="http://schemas.microsoft.com/office/word/2010/wordml" wp14:paraId="092EF4B1" wp14:textId="5179BEDB"/>
+    <w:p xmlns:wp14="http://schemas.microsoft.com/office/word/2010/wordml" wp14:paraId="56F11B96" wp14:textId="6B15064B">
+      <w:pPr>
+        <w:pStyle w:val="Normal"/>
+        <w:spacing w:before="240" w:beforeAutospacing="off" w:after="240" w:afterAutospacing="off"/>
+        <w:rPr>
+          <w:rFonts w:ascii="Aptos" w:hAnsi="Aptos" w:eastAsia="Aptos" w:cs="Aptos"/>
+          <w:b w:val="1"/>
+          <w:bCs w:val="1"/>
+          <w:noProof w:val="0"/>
+          <w:sz w:val="24"/>
+          <w:szCs w:val="24"/>
+          <w:lang w:val="pt-PT"/>
+        </w:rPr>
+      </w:pPr>
+    </w:p>
+    <w:p xmlns:wp14="http://schemas.microsoft.com/office/word/2010/wordml" wp14:paraId="6B28A4C5" wp14:textId="032C7CE6">
+      <w:pPr>
+        <w:pStyle w:val="Normal"/>
+        <w:spacing w:before="240" w:beforeAutospacing="off" w:after="240" w:afterAutospacing="off"/>
+        <w:rPr>
+          <w:rFonts w:ascii="Aptos" w:hAnsi="Aptos" w:eastAsia="Aptos" w:cs="Aptos"/>
+          <w:b w:val="1"/>
+          <w:bCs w:val="1"/>
+          <w:noProof w:val="0"/>
+          <w:sz w:val="24"/>
+          <w:szCs w:val="24"/>
+          <w:lang w:val="pt-PT"/>
+        </w:rPr>
+      </w:pPr>
+    </w:p>
+    <w:p xmlns:wp14="http://schemas.microsoft.com/office/word/2010/wordml" wp14:paraId="04CA979B" wp14:textId="54AF81D4">
+      <w:pPr>
+        <w:pStyle w:val="Normal"/>
+        <w:spacing w:before="240" w:beforeAutospacing="off" w:after="240" w:afterAutospacing="off"/>
+        <w:rPr>
+          <w:rFonts w:ascii="Aptos" w:hAnsi="Aptos" w:eastAsia="Aptos" w:cs="Aptos"/>
+          <w:b w:val="1"/>
+          <w:bCs w:val="1"/>
+          <w:noProof w:val="0"/>
+          <w:sz w:val="24"/>
+          <w:szCs w:val="24"/>
+          <w:lang w:val="pt-PT"/>
+        </w:rPr>
+      </w:pPr>
+    </w:p>
+    <w:p xmlns:wp14="http://schemas.microsoft.com/office/word/2010/wordml" wp14:paraId="731A50F4" wp14:textId="34B7929B">
+      <w:pPr>
+        <w:pStyle w:val="Normal"/>
+        <w:spacing w:before="240" w:beforeAutospacing="off" w:after="240" w:afterAutospacing="off"/>
+        <w:rPr>
+          <w:rFonts w:ascii="Aptos" w:hAnsi="Aptos" w:eastAsia="Aptos" w:cs="Aptos"/>
+          <w:b w:val="1"/>
+          <w:bCs w:val="1"/>
+          <w:noProof w:val="0"/>
+          <w:sz w:val="24"/>
+          <w:szCs w:val="24"/>
+          <w:lang w:val="pt-PT"/>
+        </w:rPr>
+      </w:pPr>
+    </w:p>
+    <w:p xmlns:wp14="http://schemas.microsoft.com/office/word/2010/wordml" wp14:paraId="4723B949" wp14:textId="72C46F08">
+      <w:pPr>
+        <w:pStyle w:val="Normal"/>
+        <w:spacing w:before="240" w:beforeAutospacing="off" w:after="240" w:afterAutospacing="off"/>
+        <w:rPr>
+          <w:rFonts w:ascii="Aptos" w:hAnsi="Aptos" w:eastAsia="Aptos" w:cs="Aptos"/>
+          <w:b w:val="1"/>
+          <w:bCs w:val="1"/>
+          <w:noProof w:val="0"/>
+          <w:sz w:val="24"/>
+          <w:szCs w:val="24"/>
+          <w:lang w:val="pt-PT"/>
+        </w:rPr>
+      </w:pPr>
+    </w:p>
+    <w:p xmlns:wp14="http://schemas.microsoft.com/office/word/2010/wordml" wp14:paraId="1D44AE85" wp14:textId="4FEBE4BD">
+      <w:pPr>
+        <w:pStyle w:val="Normal"/>
+        <w:spacing w:before="240" w:beforeAutospacing="off" w:after="240" w:afterAutospacing="off"/>
+        <w:rPr>
+          <w:rFonts w:ascii="Aptos" w:hAnsi="Aptos" w:eastAsia="Aptos" w:cs="Aptos"/>
+          <w:b w:val="1"/>
+          <w:bCs w:val="1"/>
+          <w:noProof w:val="0"/>
+          <w:sz w:val="24"/>
+          <w:szCs w:val="24"/>
+          <w:lang w:val="pt-PT"/>
+        </w:rPr>
+      </w:pPr>
+    </w:p>
+    <w:p xmlns:wp14="http://schemas.microsoft.com/office/word/2010/wordml" wp14:paraId="68EBB202" wp14:textId="714A4821">
+      <w:pPr>
+        <w:pStyle w:val="Normal"/>
+        <w:spacing w:before="240" w:beforeAutospacing="off" w:after="240" w:afterAutospacing="off"/>
+        <w:rPr>
+          <w:rFonts w:ascii="Aptos" w:hAnsi="Aptos" w:eastAsia="Aptos" w:cs="Aptos"/>
+          <w:b w:val="1"/>
+          <w:bCs w:val="1"/>
+          <w:noProof w:val="0"/>
+          <w:sz w:val="24"/>
+          <w:szCs w:val="24"/>
+          <w:lang w:val="pt-PT"/>
+        </w:rPr>
+      </w:pPr>
+    </w:p>
+    <w:p xmlns:wp14="http://schemas.microsoft.com/office/word/2010/wordml" wp14:paraId="3867625F" wp14:textId="3BFFABF2">
+      <w:pPr>
+        <w:pStyle w:val="Normal"/>
+        <w:spacing w:before="240" w:beforeAutospacing="off" w:after="240" w:afterAutospacing="off"/>
+        <w:rPr>
+          <w:rFonts w:ascii="Aptos" w:hAnsi="Aptos" w:eastAsia="Aptos" w:cs="Aptos"/>
+          <w:b w:val="1"/>
+          <w:bCs w:val="1"/>
+          <w:noProof w:val="0"/>
+          <w:sz w:val="24"/>
+          <w:szCs w:val="24"/>
+          <w:lang w:val="pt-PT"/>
+        </w:rPr>
+      </w:pPr>
+    </w:p>
+    <w:p xmlns:wp14="http://schemas.microsoft.com/office/word/2010/wordml" wp14:paraId="1DA69E46" wp14:textId="13F5755E">
+      <w:pPr>
+        <w:pStyle w:val="Normal"/>
+        <w:spacing w:before="240" w:beforeAutospacing="off" w:after="240" w:afterAutospacing="off"/>
+        <w:rPr>
+          <w:rFonts w:ascii="Aptos" w:hAnsi="Aptos" w:eastAsia="Aptos" w:cs="Aptos"/>
+          <w:b w:val="1"/>
+          <w:bCs w:val="1"/>
+          <w:noProof w:val="0"/>
+          <w:sz w:val="24"/>
+          <w:szCs w:val="24"/>
+          <w:lang w:val="pt-PT"/>
+        </w:rPr>
+      </w:pPr>
+    </w:p>
+    <w:p xmlns:wp14="http://schemas.microsoft.com/office/word/2010/wordml" wp14:paraId="7969E3A6" wp14:textId="17659B14">
+      <w:pPr>
+        <w:pStyle w:val="Normal"/>
+        <w:spacing w:before="240" w:beforeAutospacing="off" w:after="240" w:afterAutospacing="off"/>
+        <w:rPr>
+          <w:rFonts w:ascii="Aptos" w:hAnsi="Aptos" w:eastAsia="Aptos" w:cs="Aptos"/>
+          <w:b w:val="1"/>
+          <w:bCs w:val="1"/>
+          <w:noProof w:val="0"/>
+          <w:sz w:val="24"/>
+          <w:szCs w:val="24"/>
+          <w:lang w:val="pt-PT"/>
+        </w:rPr>
+      </w:pPr>
+    </w:p>
+    <w:p xmlns:wp14="http://schemas.microsoft.com/office/word/2010/wordml" wp14:paraId="6C3BCCC5" wp14:textId="21A0850F">
+      <w:pPr>
+        <w:pStyle w:val="Normal"/>
+        <w:spacing w:before="240" w:beforeAutospacing="off" w:after="240" w:afterAutospacing="off"/>
+        <w:rPr>
+          <w:rFonts w:ascii="Aptos" w:hAnsi="Aptos" w:eastAsia="Aptos" w:cs="Aptos"/>
+          <w:b w:val="1"/>
+          <w:bCs w:val="1"/>
+          <w:noProof w:val="0"/>
+          <w:sz w:val="24"/>
+          <w:szCs w:val="24"/>
+          <w:lang w:val="pt-PT"/>
+        </w:rPr>
+      </w:pPr>
+      <w:r>
+        <w:rPr>
+          <w:rFonts w:ascii="Aptos" w:hAnsi="Aptos" w:eastAsia="Aptos" w:cs="Aptos"/>
+          <w:b w:val="1"/>
+          <w:bCs w:val="1"/>
+          <w:noProof w:val="0"/>
+          <w:sz w:val="24"/>
+          <w:szCs w:val="24"/>
+          <w:lang w:val="pt-PT"/>
+        </w:rPr>
+        <w:t xml:space="preserve">Figura 2: Escolher o número de </w:t>
+      </w:r>
+      <w:r>
+        <w:rPr>
+          <w:rFonts w:ascii="Aptos" w:hAnsi="Aptos" w:eastAsia="Aptos" w:cs="Aptos"/>
+          <w:b w:val="1"/>
+          <w:bCs w:val="1"/>
+          <w:noProof w:val="0"/>
+          <w:sz w:val="24"/>
+          <w:szCs w:val="24"/>
+          <w:lang w:val="pt-PT"/>
+        </w:rPr>
+        <w:t>bots</w:t>
+      </w:r>
+    </w:p>
+    <w:p xmlns:wp14="http://schemas.microsoft.com/office/word/2010/wordml" wp14:paraId="2D22E2EB" wp14:textId="32AE39EE">
+      <w:pPr>
+        <w:pStyle w:val="Normal"/>
+        <w:spacing w:before="240" w:beforeAutospacing="off" w:after="240" w:afterAutospacing="off"/>
+      </w:pPr>
+      <w:r>
+        <w:drawing>
+          <wp:inline xmlns:wp14="http://schemas.microsoft.com/office/word/2010/wordprocessingDrawing" wp14:editId="5EBA1F80" wp14:anchorId="19930CAE">
+            <wp:extent cx="5724525" cy="4286250"/>
+            <wp:effectExtent l="0" t="0" r="0" b="0"/>
+            <wp:docPr id="1803666590" name="drawing"/>
+            <wp:cNvGraphicFramePr>
+              <a:graphicFrameLocks noChangeAspect="1"/>
+            </wp:cNvGraphicFramePr>
+            <a:graphic>
+              <a:graphicData xmlns:a="http://schemas.openxmlformats.org/drawingml/2006/main" uri="http://schemas.openxmlformats.org/drawingml/2006/picture">
+                <pic:pic xmlns:pic="http://schemas.openxmlformats.org/drawingml/2006/picture">
+                  <pic:nvPicPr>
+                    <pic:cNvPr id="1803666590" name="Picture 1803666590"/>
+                    <pic:cNvPicPr/>
+                  </pic:nvPicPr>
+                  <pic:blipFill>
+                    <a:blip xmlns:r="http://schemas.openxmlformats.org/officeDocument/2006/relationships" r:embed="rId370854255">
+                      <a:extLst>
+                        <a:ext uri="{28A0092B-C50C-407E-A947-70E740481C1C}">
+                          <a14:useLocalDpi xmlns:a14="http://schemas.microsoft.com/office/drawing/2010/main"/>
+                        </a:ext>
+                      </a:extLst>
+                    </a:blip>
+                    <a:stretch>
+                      <a:fillRect/>
+                    </a:stretch>
+                  </pic:blipFill>
+                  <pic:spPr>
+                    <a:xfrm>
+                      <a:off x="0" y="0"/>
+                      <a:ext cx="5724525" cy="4286250"/>
+                    </a:xfrm>
+                    <a:prstGeom prst="rect">
+                      <a:avLst/>
+                    </a:prstGeom>
+                  </pic:spPr>
+                </pic:pic>
+              </a:graphicData>
+            </a:graphic>
+          </wp:inline>
+        </w:drawing>
+      </w:r>
+    </w:p>
+    <w:p xmlns:wp14="http://schemas.microsoft.com/office/word/2010/wordml" wp14:paraId="14EC4B68" wp14:textId="4E8D7B31">
+      <w:pPr>
+        <w:spacing w:before="240" w:beforeAutospacing="off" w:after="240" w:afterAutospacing="off"/>
+        <w:rPr>
+          <w:rFonts w:ascii="Aptos" w:hAnsi="Aptos" w:eastAsia="Aptos" w:cs="Aptos"/>
+          <w:b w:val="1"/>
+          <w:bCs w:val="1"/>
+          <w:noProof w:val="0"/>
+          <w:sz w:val="24"/>
+          <w:szCs w:val="24"/>
+          <w:lang w:val="pt-PT"/>
+        </w:rPr>
+      </w:pPr>
+    </w:p>
+    <w:p xmlns:wp14="http://schemas.microsoft.com/office/word/2010/wordml" wp14:paraId="319F3184" wp14:textId="08E30314">
+      <w:pPr>
+        <w:spacing w:before="240" w:beforeAutospacing="off" w:after="240" w:afterAutospacing="off"/>
+        <w:rPr>
+          <w:rFonts w:ascii="Aptos" w:hAnsi="Aptos" w:eastAsia="Aptos" w:cs="Aptos"/>
+          <w:b w:val="1"/>
+          <w:bCs w:val="1"/>
+          <w:noProof w:val="0"/>
+          <w:sz w:val="24"/>
+          <w:szCs w:val="24"/>
+          <w:lang w:val="pt-PT"/>
+        </w:rPr>
+      </w:pPr>
+    </w:p>
+    <w:p xmlns:wp14="http://schemas.microsoft.com/office/word/2010/wordml" wp14:paraId="2219325C" wp14:textId="46C4CE10">
+      <w:pPr>
+        <w:spacing w:before="240" w:beforeAutospacing="off" w:after="240" w:afterAutospacing="off"/>
+        <w:rPr>
+          <w:rFonts w:ascii="Aptos" w:hAnsi="Aptos" w:eastAsia="Aptos" w:cs="Aptos"/>
+          <w:b w:val="1"/>
+          <w:bCs w:val="1"/>
+          <w:noProof w:val="0"/>
+          <w:sz w:val="24"/>
+          <w:szCs w:val="24"/>
+          <w:lang w:val="pt-PT"/>
+        </w:rPr>
+      </w:pPr>
+    </w:p>
+    <w:p xmlns:wp14="http://schemas.microsoft.com/office/word/2010/wordml" wp14:paraId="5810A2CD" wp14:textId="6ED7A916">
+      <w:pPr>
+        <w:spacing w:before="240" w:beforeAutospacing="off" w:after="240" w:afterAutospacing="off"/>
+        <w:rPr>
+          <w:rFonts w:ascii="Aptos" w:hAnsi="Aptos" w:eastAsia="Aptos" w:cs="Aptos"/>
+          <w:b w:val="1"/>
+          <w:bCs w:val="1"/>
+          <w:noProof w:val="0"/>
+          <w:sz w:val="24"/>
+          <w:szCs w:val="24"/>
+          <w:lang w:val="pt-PT"/>
+        </w:rPr>
+      </w:pPr>
+    </w:p>
+    <w:p xmlns:wp14="http://schemas.microsoft.com/office/word/2010/wordml" wp14:paraId="4FBCC1D8" wp14:textId="24BA3CD9">
+      <w:pPr>
+        <w:spacing w:before="240" w:beforeAutospacing="off" w:after="240" w:afterAutospacing="off"/>
+        <w:rPr>
+          <w:rFonts w:ascii="Aptos" w:hAnsi="Aptos" w:eastAsia="Aptos" w:cs="Aptos"/>
+          <w:b w:val="1"/>
+          <w:bCs w:val="1"/>
+          <w:noProof w:val="0"/>
+          <w:sz w:val="24"/>
+          <w:szCs w:val="24"/>
+          <w:lang w:val="pt-PT"/>
+        </w:rPr>
+      </w:pPr>
+    </w:p>
+    <w:p xmlns:wp14="http://schemas.microsoft.com/office/word/2010/wordml" wp14:paraId="0D2C3846" wp14:textId="3F13768F">
+      <w:pPr>
+        <w:spacing w:before="240" w:beforeAutospacing="off" w:after="240" w:afterAutospacing="off"/>
+        <w:rPr>
+          <w:rFonts w:ascii="Aptos" w:hAnsi="Aptos" w:eastAsia="Aptos" w:cs="Aptos"/>
+          <w:b w:val="1"/>
+          <w:bCs w:val="1"/>
+          <w:noProof w:val="0"/>
+          <w:sz w:val="24"/>
+          <w:szCs w:val="24"/>
+          <w:lang w:val="pt-PT"/>
+        </w:rPr>
+      </w:pPr>
+    </w:p>
+    <w:p xmlns:wp14="http://schemas.microsoft.com/office/word/2010/wordml" wp14:paraId="09D14B2E" wp14:textId="4FE86327">
+      <w:pPr>
+        <w:spacing w:before="240" w:beforeAutospacing="off" w:after="240" w:afterAutospacing="off"/>
+        <w:rPr>
+          <w:rFonts w:ascii="Aptos" w:hAnsi="Aptos" w:eastAsia="Aptos" w:cs="Aptos"/>
+          <w:b w:val="1"/>
+          <w:bCs w:val="1"/>
+          <w:noProof w:val="0"/>
+          <w:sz w:val="24"/>
+          <w:szCs w:val="24"/>
+          <w:lang w:val="pt-PT"/>
+        </w:rPr>
+      </w:pPr>
+    </w:p>
+    <w:p xmlns:wp14="http://schemas.microsoft.com/office/word/2010/wordml" wp14:paraId="76568C1D" wp14:textId="7F125AD4">
+      <w:pPr>
+        <w:spacing w:before="240" w:beforeAutospacing="off" w:after="240" w:afterAutospacing="off"/>
+        <w:rPr>
+          <w:rFonts w:ascii="Aptos" w:hAnsi="Aptos" w:eastAsia="Aptos" w:cs="Aptos"/>
+          <w:b w:val="1"/>
+          <w:bCs w:val="1"/>
+          <w:noProof w:val="0"/>
+          <w:sz w:val="24"/>
+          <w:szCs w:val="24"/>
+          <w:lang w:val="pt-PT"/>
+        </w:rPr>
+      </w:pPr>
+    </w:p>
+    <w:p xmlns:wp14="http://schemas.microsoft.com/office/word/2010/wordml" wp14:paraId="2027C3AE" wp14:textId="765A8744">
+      <w:pPr>
+        <w:spacing w:before="240" w:beforeAutospacing="off" w:after="240" w:afterAutospacing="off"/>
+        <w:rPr>
+          <w:rFonts w:ascii="Aptos" w:hAnsi="Aptos" w:eastAsia="Aptos" w:cs="Aptos"/>
+          <w:b w:val="1"/>
+          <w:bCs w:val="1"/>
+          <w:noProof w:val="0"/>
+          <w:sz w:val="24"/>
+          <w:szCs w:val="24"/>
+          <w:lang w:val="pt-PT"/>
+        </w:rPr>
+      </w:pPr>
+    </w:p>
+    <w:p xmlns:wp14="http://schemas.microsoft.com/office/word/2010/wordml" wp14:paraId="0007B6DC" wp14:textId="6D85AB27">
+      <w:pPr>
+        <w:spacing w:before="240" w:beforeAutospacing="off" w:after="240" w:afterAutospacing="off"/>
+        <w:rPr>
+          <w:rFonts w:ascii="Aptos" w:hAnsi="Aptos" w:eastAsia="Aptos" w:cs="Aptos"/>
+          <w:b w:val="1"/>
+          <w:bCs w:val="1"/>
+          <w:noProof w:val="0"/>
+          <w:sz w:val="24"/>
+          <w:szCs w:val="24"/>
+          <w:lang w:val="pt-PT"/>
+        </w:rPr>
+      </w:pPr>
+    </w:p>
+    <w:p xmlns:wp14="http://schemas.microsoft.com/office/word/2010/wordml" wp14:paraId="01360C7D" wp14:textId="0A9934E1">
+      <w:pPr>
+        <w:spacing w:before="240" w:beforeAutospacing="off" w:after="240" w:afterAutospacing="off"/>
+        <w:rPr>
+          <w:rFonts w:ascii="Aptos" w:hAnsi="Aptos" w:eastAsia="Aptos" w:cs="Aptos"/>
+          <w:b w:val="1"/>
+          <w:bCs w:val="1"/>
+          <w:noProof w:val="0"/>
+          <w:sz w:val="24"/>
+          <w:szCs w:val="24"/>
+          <w:lang w:val="pt-PT"/>
+        </w:rPr>
+      </w:pPr>
+    </w:p>
+    <w:p xmlns:wp14="http://schemas.microsoft.com/office/word/2010/wordml" wp14:paraId="131E2EAD" wp14:textId="1BCF8346">
+      <w:pPr>
+        <w:spacing w:before="240" w:beforeAutospacing="off" w:after="240" w:afterAutospacing="off"/>
+      </w:pPr>
+      <w:r>
+        <w:rPr>
+          <w:rFonts w:ascii="Aptos" w:hAnsi="Aptos" w:eastAsia="Aptos" w:cs="Aptos"/>
+          <w:b w:val="1"/>
+          <w:bCs w:val="1"/>
+          <w:noProof w:val="0"/>
+          <w:sz w:val="24"/>
+          <w:szCs w:val="24"/>
+          <w:lang w:val="pt-PT"/>
+        </w:rPr>
+        <w:t>Figura 3: Mesa de Jogo</w:t>
+      </w:r>
+    </w:p>
+    <w:p xmlns:wp14="http://schemas.microsoft.com/office/word/2010/wordml" wp14:paraId="757C609B" wp14:textId="107A264F">
+      <w:pPr>
+        <w:pStyle w:val="Normal"/>
+        <w:spacing w:before="240" w:beforeAutospacing="off" w:after="240" w:afterAutospacing="off"/>
+      </w:pPr>
+      <w:r>
+        <w:drawing>
+          <wp:inline xmlns:wp14="http://schemas.microsoft.com/office/word/2010/wordprocessingDrawing" wp14:editId="7253BFEC" wp14:anchorId="4C3DBA84">
+            <wp:extent cx="5724525" cy="4295775"/>
+            <wp:effectExtent l="0" t="0" r="0" b="0"/>
+            <wp:docPr id="218580586" name="drawing"/>
+            <wp:cNvGraphicFramePr>
+              <a:graphicFrameLocks noChangeAspect="1"/>
+            </wp:cNvGraphicFramePr>
+            <a:graphic>
+              <a:graphicData xmlns:a="http://schemas.openxmlformats.org/drawingml/2006/main" uri="http://schemas.openxmlformats.org/drawingml/2006/picture">
+                <pic:pic xmlns:pic="http://schemas.openxmlformats.org/drawingml/2006/picture">
+                  <pic:nvPicPr>
+                    <pic:cNvPr id="218580586" name="Picture 218580586"/>
+                    <pic:cNvPicPr/>
+                  </pic:nvPicPr>
+                  <pic:blipFill>
+                    <a:blip xmlns:r="http://schemas.openxmlformats.org/officeDocument/2006/relationships" r:embed="rId1939197931">
+                      <a:extLst>
+                        <a:ext uri="{28A0092B-C50C-407E-A947-70E740481C1C}">
+                          <a14:useLocalDpi xmlns:a14="http://schemas.microsoft.com/office/drawing/2010/main"/>
+                        </a:ext>
+                      </a:extLst>
+                    </a:blip>
+                    <a:stretch>
+                      <a:fillRect/>
+                    </a:stretch>
+                  </pic:blipFill>
+                  <pic:spPr>
+                    <a:xfrm>
+                      <a:off x="0" y="0"/>
+                      <a:ext cx="5724525" cy="4295775"/>
+                    </a:xfrm>
+                    <a:prstGeom prst="rect">
+                      <a:avLst/>
+                    </a:prstGeom>
+                  </pic:spPr>
+                </pic:pic>
+              </a:graphicData>
+            </a:graphic>
+          </wp:inline>
+        </w:drawing>
+      </w:r>
+    </w:p>
+    <w:p xmlns:wp14="http://schemas.microsoft.com/office/word/2010/wordml" wp14:paraId="7A560992" wp14:textId="22679E57">
+      <w:pPr>
+        <w:pStyle w:val="Normal"/>
+        <w:spacing w:before="240" w:beforeAutospacing="off" w:after="240" w:afterAutospacing="off"/>
+        <w:rPr>
+          <w:rFonts w:ascii="Aptos" w:hAnsi="Aptos" w:eastAsia="Aptos" w:cs="Aptos"/>
+          <w:b w:val="1"/>
+          <w:bCs w:val="1"/>
+          <w:noProof w:val="0"/>
+          <w:sz w:val="24"/>
+          <w:szCs w:val="24"/>
+          <w:lang w:val="pt-PT"/>
+        </w:rPr>
+      </w:pPr>
+    </w:p>
+    <w:p xmlns:wp14="http://schemas.microsoft.com/office/word/2010/wordml" wp14:paraId="26AD0EC4" wp14:textId="0F90241F">
+      <w:pPr>
+        <w:pStyle w:val="Normal"/>
+        <w:spacing w:before="240" w:beforeAutospacing="off" w:after="240" w:afterAutospacing="off"/>
+        <w:rPr>
+          <w:rFonts w:ascii="Aptos" w:hAnsi="Aptos" w:eastAsia="Aptos" w:cs="Aptos"/>
+          <w:b w:val="1"/>
+          <w:bCs w:val="1"/>
+          <w:noProof w:val="0"/>
+          <w:sz w:val="24"/>
+          <w:szCs w:val="24"/>
+          <w:lang w:val="pt-PT"/>
+        </w:rPr>
+      </w:pPr>
+    </w:p>
+    <w:p xmlns:wp14="http://schemas.microsoft.com/office/word/2010/wordml" wp14:paraId="3A2B9240" wp14:textId="2DAB1DFA">
+      <w:pPr>
+        <w:pStyle w:val="Normal"/>
+        <w:spacing w:before="240" w:beforeAutospacing="off" w:after="240" w:afterAutospacing="off"/>
+        <w:rPr>
+          <w:rFonts w:ascii="Aptos" w:hAnsi="Aptos" w:eastAsia="Aptos" w:cs="Aptos"/>
+          <w:b w:val="1"/>
+          <w:bCs w:val="1"/>
+          <w:noProof w:val="0"/>
+          <w:sz w:val="24"/>
+          <w:szCs w:val="24"/>
+          <w:lang w:val="pt-PT"/>
+        </w:rPr>
+      </w:pPr>
+    </w:p>
+    <w:p xmlns:wp14="http://schemas.microsoft.com/office/word/2010/wordml" wp14:paraId="44FA5EE7" wp14:textId="2F8BCFA1">
+      <w:pPr>
+        <w:pStyle w:val="Normal"/>
+        <w:spacing w:before="240" w:beforeAutospacing="off" w:after="240" w:afterAutospacing="off"/>
+        <w:rPr>
+          <w:rFonts w:ascii="Aptos" w:hAnsi="Aptos" w:eastAsia="Aptos" w:cs="Aptos"/>
+          <w:b w:val="1"/>
+          <w:bCs w:val="1"/>
+          <w:noProof w:val="0"/>
+          <w:sz w:val="24"/>
+          <w:szCs w:val="24"/>
+          <w:lang w:val="pt-PT"/>
+        </w:rPr>
+      </w:pPr>
+    </w:p>
+    <w:p xmlns:wp14="http://schemas.microsoft.com/office/word/2010/wordml" wp14:paraId="7642C367" wp14:textId="31712755">
+      <w:pPr>
+        <w:pStyle w:val="Normal"/>
+        <w:spacing w:before="240" w:beforeAutospacing="off" w:after="240" w:afterAutospacing="off"/>
+        <w:rPr>
+          <w:rFonts w:ascii="Aptos" w:hAnsi="Aptos" w:eastAsia="Aptos" w:cs="Aptos"/>
+          <w:b w:val="1"/>
+          <w:bCs w:val="1"/>
+          <w:noProof w:val="0"/>
+          <w:sz w:val="24"/>
+          <w:szCs w:val="24"/>
+          <w:lang w:val="pt-PT"/>
+        </w:rPr>
+      </w:pPr>
+    </w:p>
+    <w:p xmlns:wp14="http://schemas.microsoft.com/office/word/2010/wordml" wp14:paraId="18E2EB9A" wp14:textId="06C76778">
+      <w:pPr>
+        <w:pStyle w:val="Normal"/>
+        <w:spacing w:before="240" w:beforeAutospacing="off" w:after="240" w:afterAutospacing="off"/>
+        <w:rPr>
+          <w:rFonts w:ascii="Aptos" w:hAnsi="Aptos" w:eastAsia="Aptos" w:cs="Aptos"/>
+          <w:b w:val="1"/>
+          <w:bCs w:val="1"/>
+          <w:noProof w:val="0"/>
+          <w:sz w:val="24"/>
+          <w:szCs w:val="24"/>
+          <w:lang w:val="pt-PT"/>
+        </w:rPr>
+      </w:pPr>
+    </w:p>
+    <w:p xmlns:wp14="http://schemas.microsoft.com/office/word/2010/wordml" wp14:paraId="7879BA5E" wp14:textId="03A8080C">
+      <w:pPr>
+        <w:pStyle w:val="Normal"/>
+        <w:spacing w:before="240" w:beforeAutospacing="off" w:after="240" w:afterAutospacing="off"/>
+        <w:rPr>
+          <w:rFonts w:ascii="Aptos" w:hAnsi="Aptos" w:eastAsia="Aptos" w:cs="Aptos"/>
+          <w:b w:val="1"/>
+          <w:bCs w:val="1"/>
+          <w:noProof w:val="0"/>
+          <w:sz w:val="24"/>
+          <w:szCs w:val="24"/>
+          <w:lang w:val="pt-PT"/>
+        </w:rPr>
+      </w:pPr>
+    </w:p>
+    <w:p xmlns:wp14="http://schemas.microsoft.com/office/word/2010/wordml" wp14:paraId="0022CB55" wp14:textId="0DAA01EF">
+      <w:pPr>
+        <w:pStyle w:val="Normal"/>
+        <w:spacing w:before="240" w:beforeAutospacing="off" w:after="240" w:afterAutospacing="off"/>
+        <w:rPr>
+          <w:rFonts w:ascii="Aptos" w:hAnsi="Aptos" w:eastAsia="Aptos" w:cs="Aptos"/>
+          <w:b w:val="1"/>
+          <w:bCs w:val="1"/>
+          <w:noProof w:val="0"/>
+          <w:sz w:val="24"/>
+          <w:szCs w:val="24"/>
+          <w:lang w:val="pt-PT"/>
+        </w:rPr>
+      </w:pPr>
+    </w:p>
+    <w:p xmlns:wp14="http://schemas.microsoft.com/office/word/2010/wordml" wp14:paraId="38D2C2E3" wp14:textId="7449E257">
+      <w:pPr>
+        <w:pStyle w:val="Normal"/>
+        <w:spacing w:before="240" w:beforeAutospacing="off" w:after="240" w:afterAutospacing="off"/>
+        <w:rPr>
+          <w:rFonts w:ascii="Aptos" w:hAnsi="Aptos" w:eastAsia="Aptos" w:cs="Aptos"/>
+          <w:b w:val="1"/>
+          <w:bCs w:val="1"/>
+          <w:noProof w:val="0"/>
+          <w:sz w:val="24"/>
+          <w:szCs w:val="24"/>
+          <w:lang w:val="pt-PT"/>
+        </w:rPr>
+      </w:pPr>
+    </w:p>
+    <w:p xmlns:wp14="http://schemas.microsoft.com/office/word/2010/wordml" wp14:paraId="6A588F0A" wp14:textId="341D3208">
+      <w:pPr>
+        <w:pStyle w:val="Normal"/>
+        <w:spacing w:before="240" w:beforeAutospacing="off" w:after="240" w:afterAutospacing="off"/>
+        <w:rPr>
+          <w:rFonts w:ascii="Aptos" w:hAnsi="Aptos" w:eastAsia="Aptos" w:cs="Aptos"/>
+          <w:b w:val="1"/>
+          <w:bCs w:val="1"/>
+          <w:noProof w:val="0"/>
+          <w:sz w:val="24"/>
+          <w:szCs w:val="24"/>
+          <w:lang w:val="pt-PT"/>
+        </w:rPr>
+      </w:pPr>
+    </w:p>
+    <w:p xmlns:wp14="http://schemas.microsoft.com/office/word/2010/wordml" wp14:paraId="3857FC84" wp14:textId="146CE4D8">
+      <w:pPr>
+        <w:pStyle w:val="Normal"/>
+        <w:spacing w:before="240" w:beforeAutospacing="off" w:after="240" w:afterAutospacing="off"/>
+        <w:rPr>
+          <w:rFonts w:ascii="Aptos" w:hAnsi="Aptos" w:eastAsia="Aptos" w:cs="Aptos"/>
+          <w:b w:val="1"/>
+          <w:bCs w:val="1"/>
+          <w:noProof w:val="0"/>
+          <w:sz w:val="24"/>
+          <w:szCs w:val="24"/>
+          <w:lang w:val="pt-PT"/>
+        </w:rPr>
+      </w:pPr>
+    </w:p>
+    <w:p xmlns:wp14="http://schemas.microsoft.com/office/word/2010/wordml" wp14:paraId="180A077B" wp14:textId="5AE70E1D">
+      <w:pPr>
+        <w:pStyle w:val="Normal"/>
+        <w:spacing w:before="240" w:beforeAutospacing="off" w:after="240" w:afterAutospacing="off"/>
+        <w:rPr>
+          <w:rFonts w:ascii="Aptos" w:hAnsi="Aptos" w:eastAsia="Aptos" w:cs="Aptos" w:asciiTheme="minorAscii" w:hAnsiTheme="minorAscii" w:eastAsiaTheme="minorAscii" w:cstheme="minorAscii"/>
+          <w:b w:val="1"/>
+          <w:bCs w:val="1"/>
+          <w:noProof w:val="0"/>
+          <w:color w:val="auto"/>
+          <w:sz w:val="24"/>
+          <w:szCs w:val="24"/>
+          <w:lang w:val="pt-PT"/>
+        </w:rPr>
+      </w:pPr>
+      <w:r>
+        <w:rPr>
+          <w:rFonts w:ascii="Aptos" w:hAnsi="Aptos" w:eastAsia="Aptos" w:cs="Aptos"/>
+          <w:b w:val="1"/>
+          <w:bCs w:val="1"/>
+          <w:noProof w:val="0"/>
+          <w:sz w:val="24"/>
+          <w:szCs w:val="24"/>
+          <w:lang w:val="pt-PT"/>
+        </w:rPr>
+        <w:t xml:space="preserve">Figura 4: </w:t>
+      </w:r>
+      <w:r>
+        <w:rPr>
+          <w:rFonts w:ascii="Aptos" w:hAnsi="Aptos" w:eastAsia="Aptos" w:cs="Aptos" w:asciiTheme="minorAscii" w:hAnsiTheme="minorAscii" w:eastAsiaTheme="minorAscii" w:cstheme="minorAscii"/>
+          <w:b w:val="1"/>
+          <w:bCs w:val="1"/>
+          <w:i w:val="0"/>
+          <w:iCs w:val="0"/>
+          <w:caps w:val="1"/>
+          <w:noProof w:val="0"/>
+          <w:color w:val="auto"/>
+          <w:sz w:val="21"/>
+          <w:szCs w:val="21"/>
+          <w:lang w:val="pt-PT"/>
+        </w:rPr>
+        <w:t>Pop-up: Escolher Cor (Coringa)</w:t>
+      </w:r>
+    </w:p>
+    <w:p xmlns:wp14="http://schemas.microsoft.com/office/word/2010/wordml" wp14:paraId="747D15CD" wp14:textId="5DF5B40E">
+      <w:pPr>
+        <w:pStyle w:val="Normal"/>
+        <w:spacing w:before="240" w:beforeAutospacing="off" w:after="240" w:afterAutospacing="off"/>
+      </w:pPr>
+      <w:r>
+        <w:drawing>
+          <wp:inline xmlns:wp14="http://schemas.microsoft.com/office/word/2010/wordprocessingDrawing" wp14:editId="3A2718E4" wp14:anchorId="2FEEBD87">
+            <wp:extent cx="5724525" cy="4314825"/>
+            <wp:effectExtent l="0" t="0" r="0" b="0"/>
+            <wp:docPr id="227403593" name="drawing"/>
+            <wp:cNvGraphicFramePr>
+              <a:graphicFrameLocks noChangeAspect="1"/>
+            </wp:cNvGraphicFramePr>
+            <a:graphic>
+              <a:graphicData xmlns:a="http://schemas.openxmlformats.org/drawingml/2006/main" uri="http://schemas.openxmlformats.org/drawingml/2006/picture">
+                <pic:pic xmlns:pic="http://schemas.openxmlformats.org/drawingml/2006/picture">
+                  <pic:nvPicPr>
+                    <pic:cNvPr id="227403593" name="Picture 227403593"/>
+                    <pic:cNvPicPr/>
+                  </pic:nvPicPr>
+                  <pic:blipFill>
+                    <a:blip xmlns:r="http://schemas.openxmlformats.org/officeDocument/2006/relationships" r:embed="rId1633972629">
+                      <a:extLst>
+                        <a:ext uri="{28A0092B-C50C-407E-A947-70E740481C1C}">
+                          <a14:useLocalDpi xmlns:a14="http://schemas.microsoft.com/office/drawing/2010/main"/>
+                        </a:ext>
+                      </a:extLst>
+                    </a:blip>
+                    <a:stretch>
+                      <a:fillRect/>
+                    </a:stretch>
+                  </pic:blipFill>
+                  <pic:spPr>
+                    <a:xfrm>
+                      <a:off x="0" y="0"/>
+                      <a:ext cx="5724525" cy="4314825"/>
+                    </a:xfrm>
+                    <a:prstGeom prst="rect">
+                      <a:avLst/>
+                    </a:prstGeom>
+                  </pic:spPr>
+                </pic:pic>
+              </a:graphicData>
+            </a:graphic>
+          </wp:inline>
+        </w:drawing>
+      </w:r>
+    </w:p>
+    <w:p>
+      <w:pPr>
+        <w:pStyle w:val="Normal"/>
+        <w:spacing w:before="240" w:beforeAutospacing="off" w:after="240" w:afterAutospacing="off"/>
+        <w:rPr>
+          <w:rFonts w:ascii="Aptos" w:hAnsi="Aptos" w:eastAsia="Aptos" w:cs="Aptos"/>
+          <w:noProof w:val="0"/>
+          <w:sz w:val="24"/>
+          <w:szCs w:val="24"/>
+          <w:lang w:val="pt-PT"/>
+        </w:rPr>
+      </w:pPr>
+      <w:r>
+        <w:rPr>
+          <w:rFonts w:ascii="Aptos" w:hAnsi="Aptos" w:eastAsia="Aptos" w:cs="Aptos"/>
+          <w:b w:val="1"/>
+          <w:bCs w:val="1"/>
+          <w:noProof w:val="0"/>
+          <w:sz w:val="24"/>
+          <w:szCs w:val="24"/>
+          <w:lang w:val="pt-PT"/>
+        </w:rPr>
+        <w:t xml:space="preserve">Figura </w:t>
+      </w:r>
+      <w:r>
+        <w:rPr>
+          <w:rFonts w:ascii="Aptos" w:hAnsi="Aptos" w:eastAsia="Aptos" w:cs="Aptos"/>
+          <w:b w:val="1"/>
+          <w:bCs w:val="1"/>
+          <w:noProof w:val="0"/>
+          <w:sz w:val="24"/>
+          <w:szCs w:val="24"/>
+          <w:lang w:val="pt-PT"/>
+        </w:rPr>
+        <w:t>5</w:t>
+      </w:r>
+      <w:r>
+        <w:rPr>
+          <w:rFonts w:ascii="Aptos" w:hAnsi="Aptos" w:eastAsia="Aptos" w:cs="Aptos"/>
+          <w:b w:val="1"/>
+          <w:bCs w:val="1"/>
+          <w:noProof w:val="0"/>
+          <w:sz w:val="24"/>
+          <w:szCs w:val="24"/>
+          <w:lang w:val="pt-PT"/>
+        </w:rPr>
+        <w:t xml:space="preserve">: </w:t>
+      </w:r>
+      <w:r>
+        <w:rPr>
+          <w:rFonts w:ascii="Aptos" w:hAnsi="Aptos" w:eastAsia="Aptos" w:cs="Aptos" w:asciiTheme="minorAscii" w:hAnsiTheme="minorAscii" w:eastAsiaTheme="minorAscii" w:cstheme="minorAscii"/>
+          <w:b w:val="1"/>
+          <w:bCs w:val="1"/>
+          <w:i w:val="0"/>
+          <w:iCs w:val="0"/>
+          <w:caps w:val="1"/>
+          <w:noProof w:val="0"/>
+          <w:color w:val="auto"/>
+          <w:sz w:val="21"/>
+          <w:szCs w:val="21"/>
+          <w:lang w:val="pt-PT"/>
+        </w:rPr>
+        <w:t>Ecrã: Fim de Partida / Pontuações</w:t>
+      </w:r>
+    </w:p>
+    <w:p>
+      <w:pPr>
+        <w:pStyle w:val="Normal"/>
+        <w:spacing w:before="240" w:beforeAutospacing="off" w:after="240" w:afterAutospacing="off"/>
+      </w:pPr>
+      <w:r>
+        <w:drawing>
+          <wp:inline wp14:editId="6F079EEE" wp14:anchorId="0F810299">
+            <wp:extent cx="5724525" cy="4305300"/>
+            <wp:effectExtent l="0" t="0" r="0" b="0"/>
+            <wp:docPr id="2045998351" name="drawing"/>
+            <wp:cNvGraphicFramePr>
+              <a:graphicFrameLocks noChangeAspect="1"/>
+            </wp:cNvGraphicFramePr>
+            <a:graphic>
+              <a:graphicData xmlns:a="http://schemas.openxmlformats.org/drawingml/2006/main" uri="http://schemas.openxmlformats.org/drawingml/2006/picture">
+                <pic:pic xmlns:pic="http://schemas.openxmlformats.org/drawingml/2006/picture">
+                  <pic:nvPicPr>
+                    <pic:cNvPr id="2045998351" name="Picture 2045998351"/>
+                    <pic:cNvPicPr/>
+                  </pic:nvPicPr>
+                  <pic:blipFill>
+                    <a:blip xmlns:r="http://schemas.openxmlformats.org/officeDocument/2006/relationships" r:embed="rId29270354">
+                      <a:extLst>
+                        <a:ext uri="{28A0092B-C50C-407E-A947-70E740481C1C}">
+                          <a14:useLocalDpi xmlns:a14="http://schemas.microsoft.com/office/drawing/2010/main"/>
+                        </a:ext>
+                      </a:extLst>
+                    </a:blip>
+                    <a:stretch>
+                      <a:fillRect/>
+                    </a:stretch>
+                  </pic:blipFill>
+                  <pic:spPr>
+                    <a:xfrm>
+                      <a:off x="0" y="0"/>
+                      <a:ext cx="5724525" cy="4305300"/>
+                    </a:xfrm>
+                    <a:prstGeom prst="rect">
+                      <a:avLst/>
+                    </a:prstGeom>
+                  </pic:spPr>
+                </pic:pic>
+              </a:graphicData>
+            </a:graphic>
+          </wp:inline>
+        </w:drawing>
+      </w:r>
+    </w:p>
+    <w:p>
+      <w:pPr>
+        <w:pStyle w:val="Normal"/>
+        <w:spacing w:before="240" w:beforeAutospacing="off" w:after="240" w:afterAutospacing="off"/>
+        <w:rPr>
+          <w:rFonts w:ascii="Aptos" w:hAnsi="Aptos" w:eastAsia="Aptos" w:cs="Aptos"/>
+          <w:b w:val="1"/>
+          <w:bCs w:val="1"/>
+          <w:noProof w:val="0"/>
+          <w:sz w:val="24"/>
+          <w:szCs w:val="24"/>
+          <w:lang w:val="pt-PT"/>
+        </w:rPr>
+      </w:pPr>
+    </w:p>
+    <w:p xmlns:wp14="http://schemas.microsoft.com/office/word/2010/wordml" wp14:paraId="39140134" wp14:textId="499FBDF1">
+      <w:pPr>
+        <w:pStyle w:val="Normal"/>
+        <w:spacing w:before="240" w:beforeAutospacing="off" w:after="240" w:afterAutospacing="off"/>
+        <w:rPr>
+          <w:rFonts w:ascii="Aptos" w:hAnsi="Aptos" w:eastAsia="Aptos" w:cs="Aptos" w:asciiTheme="minorAscii" w:hAnsiTheme="minorAscii" w:eastAsiaTheme="minorAscii" w:cstheme="minorAscii"/>
+          <w:b w:val="1"/>
+          <w:bCs w:val="1"/>
+          <w:i w:val="0"/>
+          <w:iCs w:val="0"/>
+          <w:caps w:val="1"/>
+          <w:noProof w:val="0"/>
+          <w:color w:val="auto"/>
+          <w:sz w:val="21"/>
+          <w:szCs w:val="21"/>
+          <w:lang w:val="pt-PT"/>
+        </w:rPr>
+      </w:pPr>
+      <w:r>
+        <w:rPr>
+          <w:rFonts w:ascii="Aptos" w:hAnsi="Aptos" w:eastAsia="Aptos" w:cs="Aptos"/>
+          <w:b w:val="1"/>
+          <w:bCs w:val="1"/>
+          <w:noProof w:val="0"/>
+          <w:sz w:val="24"/>
+          <w:szCs w:val="24"/>
+          <w:lang w:val="pt-PT"/>
+        </w:rPr>
+        <w:t xml:space="preserve">Figura </w:t>
+      </w:r>
+      <w:r>
+        <w:rPr>
+          <w:rFonts w:ascii="Aptos" w:hAnsi="Aptos" w:eastAsia="Aptos" w:cs="Aptos"/>
+          <w:b w:val="1"/>
+          <w:bCs w:val="1"/>
+          <w:noProof w:val="0"/>
+          <w:sz w:val="24"/>
+          <w:szCs w:val="24"/>
+          <w:lang w:val="pt-PT"/>
+        </w:rPr>
+        <w:t>6</w:t>
+      </w:r>
+      <w:r>
+        <w:rPr>
+          <w:rFonts w:ascii="Aptos" w:hAnsi="Aptos" w:eastAsia="Aptos" w:cs="Aptos"/>
+          <w:b w:val="1"/>
+          <w:bCs w:val="1"/>
+          <w:noProof w:val="0"/>
+          <w:sz w:val="24"/>
+          <w:szCs w:val="24"/>
+          <w:lang w:val="pt-PT"/>
+        </w:rPr>
+        <w:t>: Consulta de Estatísticas</w:t>
+      </w:r>
+    </w:p>
+    <w:p xmlns:wp14="http://schemas.microsoft.com/office/word/2010/wordml" wp14:paraId="092EF4B1" wp14:textId="6772A14D">
+      <w:pPr>
+        <w:pStyle w:val="Normal"/>
+      </w:pPr>
+      <w:r>
+        <w:drawing>
+          <wp:inline xmlns:wp14="http://schemas.microsoft.com/office/word/2010/wordprocessingDrawing" wp14:editId="6D69EEC4" wp14:anchorId="668C97C9">
+            <wp:extent cx="5724525" cy="4295775"/>
+            <wp:effectExtent l="0" t="0" r="0" b="0"/>
+            <wp:docPr id="622051585" name="drawing"/>
+            <wp:cNvGraphicFramePr>
+              <a:graphicFrameLocks noChangeAspect="1"/>
+            </wp:cNvGraphicFramePr>
+            <a:graphic>
+              <a:graphicData xmlns:a="http://schemas.openxmlformats.org/drawingml/2006/main" uri="http://schemas.openxmlformats.org/drawingml/2006/picture">
+                <pic:pic xmlns:pic="http://schemas.openxmlformats.org/drawingml/2006/picture">
+                  <pic:nvPicPr>
+                    <pic:cNvPr id="622051585" name="Picture 622051585"/>
+                    <pic:cNvPicPr/>
+                  </pic:nvPicPr>
+                  <pic:blipFill>
+                    <a:blip xmlns:r="http://schemas.openxmlformats.org/officeDocument/2006/relationships" r:embed="rId1540197952">
+                      <a:extLst>
+                        <a:ext uri="{28A0092B-C50C-407E-A947-70E740481C1C}">
+                          <a14:useLocalDpi xmlns:a14="http://schemas.microsoft.com/office/drawing/2010/main"/>
+                        </a:ext>
+                      </a:extLst>
+                    </a:blip>
+                    <a:stretch>
+                      <a:fillRect/>
+                    </a:stretch>
+                  </pic:blipFill>
+                  <pic:spPr>
+                    <a:xfrm>
+                      <a:off x="0" y="0"/>
+                      <a:ext cx="5724525" cy="4295775"/>
+                    </a:xfrm>
+                    <a:prstGeom prst="rect">
+                      <a:avLst/>
+                    </a:prstGeom>
+                  </pic:spPr>
+                </pic:pic>
+              </a:graphicData>
+            </a:graphic>
+          </wp:inline>
+        </w:drawing>
+      </w:r>
+    </w:p>
     <w:sectPr>
       <w:pgSz w:w="11906" w:h="16838" w:orient="portrait"/>
       <w:pgMar w:top="1440" w:right="1440" w:bottom="1440" w:left="1440" w:header="720" w:footer="720" w:gutter="0"/>
@@ -1551,6 +2081,230 @@
 
 <file path=word/numbering.xml><?xml version="1.0" encoding="utf-8"?>
 <w:numbering xmlns:w="http://schemas.openxmlformats.org/wordprocessingml/2006/main">
+  <w:abstractNum xmlns:w="http://schemas.openxmlformats.org/wordprocessingml/2006/main" w:abstractNumId="4">
+    <w:nsid w:val="79ef6d46"/>
+    <w:multiLevelType xmlns:w="http://schemas.openxmlformats.org/wordprocessingml/2006/main" w:val="hybridMultilevel"/>
+    <w:lvl xmlns:w="http://schemas.openxmlformats.org/wordprocessingml/2006/main" w:ilvl="0">
+      <w:start w:val="1"/>
+      <w:numFmt w:val="bullet"/>
+      <w:lvlText w:val=""/>
+      <w:lvlJc w:val="left"/>
+      <w:pPr>
+        <w:ind w:left="720" w:hanging="360"/>
+      </w:pPr>
+      <w:rPr>
+        <w:rFonts w:hint="default" w:ascii="Symbol" w:hAnsi="Symbol"/>
+      </w:rPr>
+    </w:lvl>
+    <w:lvl xmlns:w="http://schemas.openxmlformats.org/wordprocessingml/2006/main" w:ilvl="1">
+      <w:start w:val="1"/>
+      <w:numFmt w:val="bullet"/>
+      <w:lvlText w:val="o"/>
+      <w:lvlJc w:val="left"/>
+      <w:pPr>
+        <w:ind w:left="1440" w:hanging="360"/>
+      </w:pPr>
+      <w:rPr>
+        <w:rFonts w:hint="default" w:ascii="Courier New" w:hAnsi="Courier New"/>
+      </w:rPr>
+    </w:lvl>
+    <w:lvl xmlns:w="http://schemas.openxmlformats.org/wordprocessingml/2006/main" w:ilvl="2">
+      <w:start w:val="1"/>
+      <w:numFmt w:val="bullet"/>
+      <w:lvlText w:val=""/>
+      <w:lvlJc w:val="left"/>
+      <w:pPr>
+        <w:ind w:left="2160" w:hanging="360"/>
+      </w:pPr>
+      <w:rPr>
+        <w:rFonts w:hint="default" w:ascii="Wingdings" w:hAnsi="Wingdings"/>
+      </w:rPr>
+    </w:lvl>
+    <w:lvl xmlns:w="http://schemas.openxmlformats.org/wordprocessingml/2006/main" w:ilvl="3">
+      <w:start w:val="1"/>
+      <w:numFmt w:val="bullet"/>
+      <w:lvlText w:val=""/>
+      <w:lvlJc w:val="left"/>
+      <w:pPr>
+        <w:ind w:left="2880" w:hanging="360"/>
+      </w:pPr>
+      <w:rPr>
+        <w:rFonts w:hint="default" w:ascii="Symbol" w:hAnsi="Symbol"/>
+      </w:rPr>
+    </w:lvl>
+    <w:lvl xmlns:w="http://schemas.openxmlformats.org/wordprocessingml/2006/main" w:ilvl="4">
+      <w:start w:val="1"/>
+      <w:numFmt w:val="bullet"/>
+      <w:lvlText w:val="o"/>
+      <w:lvlJc w:val="left"/>
+      <w:pPr>
+        <w:ind w:left="3600" w:hanging="360"/>
+      </w:pPr>
+      <w:rPr>
+        <w:rFonts w:hint="default" w:ascii="Courier New" w:hAnsi="Courier New"/>
+      </w:rPr>
+    </w:lvl>
+    <w:lvl xmlns:w="http://schemas.openxmlformats.org/wordprocessingml/2006/main" w:ilvl="5">
+      <w:start w:val="1"/>
+      <w:numFmt w:val="bullet"/>
+      <w:lvlText w:val=""/>
+      <w:lvlJc w:val="left"/>
+      <w:pPr>
+        <w:ind w:left="4320" w:hanging="360"/>
+      </w:pPr>
+      <w:rPr>
+        <w:rFonts w:hint="default" w:ascii="Wingdings" w:hAnsi="Wingdings"/>
+      </w:rPr>
+    </w:lvl>
+    <w:lvl xmlns:w="http://schemas.openxmlformats.org/wordprocessingml/2006/main" w:ilvl="6">
+      <w:start w:val="1"/>
+      <w:numFmt w:val="bullet"/>
+      <w:lvlText w:val=""/>
+      <w:lvlJc w:val="left"/>
+      <w:pPr>
+        <w:ind w:left="5040" w:hanging="360"/>
+      </w:pPr>
+      <w:rPr>
+        <w:rFonts w:hint="default" w:ascii="Symbol" w:hAnsi="Symbol"/>
+      </w:rPr>
+    </w:lvl>
+    <w:lvl xmlns:w="http://schemas.openxmlformats.org/wordprocessingml/2006/main" w:ilvl="7">
+      <w:start w:val="1"/>
+      <w:numFmt w:val="bullet"/>
+      <w:lvlText w:val="o"/>
+      <w:lvlJc w:val="left"/>
+      <w:pPr>
+        <w:ind w:left="5760" w:hanging="360"/>
+      </w:pPr>
+      <w:rPr>
+        <w:rFonts w:hint="default" w:ascii="Courier New" w:hAnsi="Courier New"/>
+      </w:rPr>
+    </w:lvl>
+    <w:lvl xmlns:w="http://schemas.openxmlformats.org/wordprocessingml/2006/main" w:ilvl="8">
+      <w:start w:val="1"/>
+      <w:numFmt w:val="bullet"/>
+      <w:lvlText w:val=""/>
+      <w:lvlJc w:val="left"/>
+      <w:pPr>
+        <w:ind w:left="6480" w:hanging="360"/>
+      </w:pPr>
+      <w:rPr>
+        <w:rFonts w:hint="default" w:ascii="Wingdings" w:hAnsi="Wingdings"/>
+      </w:rPr>
+    </w:lvl>
+  </w:abstractNum>
+  <w:abstractNum xmlns:w="http://schemas.openxmlformats.org/wordprocessingml/2006/main" w:abstractNumId="3">
+    <w:nsid w:val="5c4f5c4"/>
+    <w:multiLevelType xmlns:w="http://schemas.openxmlformats.org/wordprocessingml/2006/main" w:val="hybridMultilevel"/>
+    <w:lvl xmlns:w="http://schemas.openxmlformats.org/wordprocessingml/2006/main" w:ilvl="0">
+      <w:start w:val="1"/>
+      <w:numFmt w:val="bullet"/>
+      <w:lvlText w:val=""/>
+      <w:lvlJc w:val="left"/>
+      <w:pPr>
+        <w:ind w:left="720" w:hanging="360"/>
+      </w:pPr>
+      <w:rPr>
+        <w:rFonts w:hint="default" w:ascii="Symbol" w:hAnsi="Symbol"/>
+      </w:rPr>
+    </w:lvl>
+    <w:lvl xmlns:w="http://schemas.openxmlformats.org/wordprocessingml/2006/main" w:ilvl="1">
+      <w:start w:val="1"/>
+      <w:numFmt w:val="bullet"/>
+      <w:lvlText w:val="o"/>
+      <w:lvlJc w:val="left"/>
+      <w:pPr>
+        <w:ind w:left="1440" w:hanging="360"/>
+      </w:pPr>
+      <w:rPr>
+        <w:rFonts w:hint="default" w:ascii="Courier New" w:hAnsi="Courier New"/>
+      </w:rPr>
+    </w:lvl>
+    <w:lvl xmlns:w="http://schemas.openxmlformats.org/wordprocessingml/2006/main" w:ilvl="2">
+      <w:start w:val="1"/>
+      <w:numFmt w:val="bullet"/>
+      <w:lvlText w:val=""/>
+      <w:lvlJc w:val="left"/>
+      <w:pPr>
+        <w:ind w:left="2160" w:hanging="360"/>
+      </w:pPr>
+      <w:rPr>
+        <w:rFonts w:hint="default" w:ascii="Wingdings" w:hAnsi="Wingdings"/>
+      </w:rPr>
+    </w:lvl>
+    <w:lvl xmlns:w="http://schemas.openxmlformats.org/wordprocessingml/2006/main" w:ilvl="3">
+      <w:start w:val="1"/>
+      <w:numFmt w:val="bullet"/>
+      <w:lvlText w:val=""/>
+      <w:lvlJc w:val="left"/>
+      <w:pPr>
+        <w:ind w:left="2880" w:hanging="360"/>
+      </w:pPr>
+      <w:rPr>
+        <w:rFonts w:hint="default" w:ascii="Symbol" w:hAnsi="Symbol"/>
+      </w:rPr>
+    </w:lvl>
+    <w:lvl xmlns:w="http://schemas.openxmlformats.org/wordprocessingml/2006/main" w:ilvl="4">
+      <w:start w:val="1"/>
+      <w:numFmt w:val="bullet"/>
+      <w:lvlText w:val="o"/>
+      <w:lvlJc w:val="left"/>
+      <w:pPr>
+        <w:ind w:left="3600" w:hanging="360"/>
+      </w:pPr>
+      <w:rPr>
+        <w:rFonts w:hint="default" w:ascii="Courier New" w:hAnsi="Courier New"/>
+      </w:rPr>
+    </w:lvl>
+    <w:lvl xmlns:w="http://schemas.openxmlformats.org/wordprocessingml/2006/main" w:ilvl="5">
+      <w:start w:val="1"/>
+      <w:numFmt w:val="bullet"/>
+      <w:lvlText w:val=""/>
+      <w:lvlJc w:val="left"/>
+      <w:pPr>
+        <w:ind w:left="4320" w:hanging="360"/>
+      </w:pPr>
+      <w:rPr>
+        <w:rFonts w:hint="default" w:ascii="Wingdings" w:hAnsi="Wingdings"/>
+      </w:rPr>
+    </w:lvl>
+    <w:lvl xmlns:w="http://schemas.openxmlformats.org/wordprocessingml/2006/main" w:ilvl="6">
+      <w:start w:val="1"/>
+      <w:numFmt w:val="bullet"/>
+      <w:lvlText w:val=""/>
+      <w:lvlJc w:val="left"/>
+      <w:pPr>
+        <w:ind w:left="5040" w:hanging="360"/>
+      </w:pPr>
+      <w:rPr>
+        <w:rFonts w:hint="default" w:ascii="Symbol" w:hAnsi="Symbol"/>
+      </w:rPr>
+    </w:lvl>
+    <w:lvl xmlns:w="http://schemas.openxmlformats.org/wordprocessingml/2006/main" w:ilvl="7">
+      <w:start w:val="1"/>
+      <w:numFmt w:val="bullet"/>
+      <w:lvlText w:val="o"/>
+      <w:lvlJc w:val="left"/>
+      <w:pPr>
+        <w:ind w:left="5760" w:hanging="360"/>
+      </w:pPr>
+      <w:rPr>
+        <w:rFonts w:hint="default" w:ascii="Courier New" w:hAnsi="Courier New"/>
+      </w:rPr>
+    </w:lvl>
+    <w:lvl xmlns:w="http://schemas.openxmlformats.org/wordprocessingml/2006/main" w:ilvl="8">
+      <w:start w:val="1"/>
+      <w:numFmt w:val="bullet"/>
+      <w:lvlText w:val=""/>
+      <w:lvlJc w:val="left"/>
+      <w:pPr>
+        <w:ind w:left="6480" w:hanging="360"/>
+      </w:pPr>
+      <w:rPr>
+        <w:rFonts w:hint="default" w:ascii="Wingdings" w:hAnsi="Wingdings"/>
+      </w:rPr>
+    </w:lvl>
+  </w:abstractNum>
   <w:abstractNum xmlns:w="http://schemas.openxmlformats.org/wordprocessingml/2006/main" w:abstractNumId="2">
     <w:nsid w:val="5c728f3b"/>
     <w:multiLevelType xmlns:w="http://schemas.openxmlformats.org/wordprocessingml/2006/main" w:val="hybridMultilevel"/>
@@ -1775,6 +2529,12 @@
       </w:rPr>
     </w:lvl>
   </w:abstractNum>
+  <w:num w:numId="4">
+    <w:abstractNumId w:val="4"/>
+  </w:num>
+  <w:num w:numId="3">
+    <w:abstractNumId w:val="3"/>
+  </w:num>
   <w:num w:numId="2">
     <w:abstractNumId w:val="2"/>
   </w:num>
